--- a/fuentes/124108_CF05_DU.docx
+++ b/fuentes/124108_CF05_DU.docx
@@ -14651,8 +14651,8 @@
 </file>
 
 <file path=customXml/item2.xml><?xml version="1.0" encoding="utf-8"?>
-<ct:contentTypeSchema xmlns:ct="http://schemas.microsoft.com/office/2006/metadata/contentType" xmlns:ma="http://schemas.microsoft.com/office/2006/metadata/properties/metaAttributes" ct:_="" ma:_="" ma:contentTypeName="Documento" ma:contentTypeID="0x01010005252A1EF3BD024F856B47B579AB5244" ma:contentTypeVersion="11" ma:contentTypeDescription="Crear nuevo documento." ma:contentTypeScope="" ma:versionID="92b81066167b779aaeee7a3d91bad2fd">
-  <xsd:schema xmlns:xsd="http://www.w3.org/2001/XMLSchema" xmlns:xs="http://www.w3.org/2001/XMLSchema" xmlns:p="http://schemas.microsoft.com/office/2006/metadata/properties" xmlns:ns2="42760c81-fd8e-4d59-8953-7cdb9f38b14f" xmlns:ns3="67a0edcd-0de5-43ed-8c27-e32f38a00c91" targetNamespace="http://schemas.microsoft.com/office/2006/metadata/properties" ma:root="true" ma:fieldsID="83cd6766d967e870b9368cac1ade74e6" ns2:_="" ns3:_="">
+<ct:contentTypeSchema xmlns:ct="http://schemas.microsoft.com/office/2006/metadata/contentType" xmlns:ma="http://schemas.microsoft.com/office/2006/metadata/properties/metaAttributes" ct:_="" ma:_="" ma:contentTypeName="Documento" ma:contentTypeID="0x01010005252A1EF3BD024F856B47B579AB5244" ma:contentTypeVersion="12" ma:contentTypeDescription="Crear nuevo documento." ma:contentTypeScope="" ma:versionID="32d0e18b85ac20c34eab62df21c0cf58">
+  <xsd:schema xmlns:xsd="http://www.w3.org/2001/XMLSchema" xmlns:xs="http://www.w3.org/2001/XMLSchema" xmlns:p="http://schemas.microsoft.com/office/2006/metadata/properties" xmlns:ns2="42760c81-fd8e-4d59-8953-7cdb9f38b14f" xmlns:ns3="67a0edcd-0de5-43ed-8c27-e32f38a00c91" targetNamespace="http://schemas.microsoft.com/office/2006/metadata/properties" ma:root="true" ma:fieldsID="cc2c149e99f10870fd5bc3964e5386d3" ns2:_="" ns3:_="">
     <xsd:import namespace="42760c81-fd8e-4d59-8953-7cdb9f38b14f"/>
     <xsd:import namespace="67a0edcd-0de5-43ed-8c27-e32f38a00c91"/>
     <xsd:element name="properties">
@@ -14671,6 +14671,7 @@
                 <xsd:element ref="ns2:lcf76f155ced4ddcb4097134ff3c332f" minOccurs="0"/>
                 <xsd:element ref="ns3:TaxCatchAll" minOccurs="0"/>
                 <xsd:element ref="ns2:MediaServiceOCR" minOccurs="0"/>
+                <xsd:element ref="ns2:MediaServiceLocation" minOccurs="0"/>
               </xsd:all>
             </xsd:complexType>
           </xsd:element>
@@ -14728,6 +14729,11 @@
         <xsd:restriction base="dms:Note">
           <xsd:maxLength value="255"/>
         </xsd:restriction>
+      </xsd:simpleType>
+    </xsd:element>
+    <xsd:element name="MediaServiceLocation" ma:index="19" nillable="true" ma:displayName="Location" ma:description="" ma:indexed="true" ma:internalName="MediaServiceLocation" ma:readOnly="true">
+      <xsd:simpleType>
+        <xsd:restriction base="dms:Text"/>
       </xsd:simpleType>
     </xsd:element>
   </xsd:schema>
@@ -14874,7 +14880,7 @@
 </file>
 
 <file path=customXml/itemProps2.xml><?xml version="1.0" encoding="utf-8"?>
-<ds:datastoreItem xmlns:ds="http://schemas.openxmlformats.org/officeDocument/2006/customXml" ds:itemID="{9E340B10-D392-4115-BA0C-10320DC5B4DE}"/>
+<ds:datastoreItem xmlns:ds="http://schemas.openxmlformats.org/officeDocument/2006/customXml" ds:itemID="{87D37D60-2F9B-41D4-B733-8D3FEAECE356}"/>
 </file>
 
 <file path=customXml/itemProps3.xml><?xml version="1.0" encoding="utf-8"?>

--- a/fuentes/124108_CF05_DU.docx
+++ b/fuentes/124108_CF05_DU.docx
@@ -2809,6 +2809,7 @@
         </w:rPr>
         <w:t xml:space="preserve">, va por su cuenta a adquirir el producto o servicio. Aquí se puede mencionar el comercio electrónico o el </w:t>
       </w:r>
+      <w:proofErr w:type="spellStart"/>
       <w:r>
         <w:rPr>
           <w:rStyle w:val="Extranjerismo"/>
@@ -2816,6 +2817,7 @@
         </w:rPr>
         <w:t>retail</w:t>
       </w:r>
+      <w:proofErr w:type="spellEnd"/>
       <w:r>
         <w:rPr>
           <w:rFonts w:ascii="Calibri" w:hAnsi="Calibri" w:cs="Calibri"/>
@@ -2939,51 +2941,29 @@
           <w:szCs w:val="28"/>
           <w:lang w:val="es-419"/>
         </w:rPr>
-        <w:t>De acuerdo con las ventas simples y complejas antes mencionadas, y teniendo en cuenta los diferentes canales utilizados y diversos factores, según Muente (2018), se determinan los principales tipos de venta. Se recomienda revisar la siguiente información para poder adoptar la que pueda servir en un contexto laboral específico. ¿Cuál seleccionaría?</w:t>
-      </w:r>
-    </w:p>
-    <w:p>
-      <w:pPr>
-        <w:rPr>
-          <w:rFonts w:ascii="Calibri" w:hAnsi="Calibri" w:cs="Calibri"/>
-          <w:b/>
-          <w:bCs/>
-          <w:szCs w:val="28"/>
-          <w:lang w:val="es-419"/>
-        </w:rPr>
-      </w:pPr>
-      <w:r>
-        <w:rPr>
-          <w:rFonts w:ascii="Calibri" w:hAnsi="Calibri" w:cs="Calibri"/>
-          <w:b/>
-          <w:bCs/>
-          <w:szCs w:val="28"/>
-          <w:lang w:val="es-419"/>
-        </w:rPr>
-        <w:t>Venta directa o personal</w:t>
-      </w:r>
-    </w:p>
-    <w:p>
-      <w:pPr>
+        <w:t xml:space="preserve">De acuerdo con las ventas simples y complejas antes mencionadas, y teniendo en cuenta los diferentes canales utilizados y diversos factores, según </w:t>
+      </w:r>
+      <w:proofErr w:type="spellStart"/>
+      <w:r>
         <w:rPr>
           <w:rFonts w:ascii="Calibri" w:hAnsi="Calibri" w:cs="Calibri"/>
           <w:szCs w:val="28"/>
           <w:lang w:val="es-419"/>
         </w:rPr>
-      </w:pPr>
+        <w:t>Muente</w:t>
+      </w:r>
+      <w:proofErr w:type="spellEnd"/>
       <w:r>
         <w:rPr>
           <w:rFonts w:ascii="Calibri" w:hAnsi="Calibri" w:cs="Calibri"/>
           <w:szCs w:val="28"/>
           <w:lang w:val="es-419"/>
         </w:rPr>
-        <w:t>En este tipo de venta el cliente debe desplazarse hasta el lugar en que desea adquirir el producto o servicio y el vendedor le ofrecerá las características de este, de esta forma se genera una conexión personal entre los dos con una comunicación directa.</w:t>
-      </w:r>
-    </w:p>
-    <w:p>
-      <w:pPr>
-        <w:spacing w:before="0" w:after="160" w:line="259" w:lineRule="auto"/>
-        <w:ind w:firstLine="0"/>
+        <w:t xml:space="preserve"> (2018), se determinan los principales tipos de venta. Se recomienda revisar la siguiente información para poder adoptar la que pueda servir en un contexto laboral específico. ¿Cuál seleccionaría?</w:t>
+      </w:r>
+    </w:p>
+    <w:p>
+      <w:pPr>
         <w:rPr>
           <w:rFonts w:ascii="Calibri" w:hAnsi="Calibri" w:cs="Calibri"/>
           <w:b/>
@@ -3000,29 +2980,7 @@
           <w:szCs w:val="28"/>
           <w:lang w:val="es-419"/>
         </w:rPr>
-        <w:br w:type="page"/>
-      </w:r>
-    </w:p>
-    <w:p>
-      <w:pPr>
-        <w:rPr>
-          <w:rFonts w:ascii="Calibri" w:hAnsi="Calibri" w:cs="Calibri"/>
-          <w:b/>
-          <w:bCs/>
-          <w:szCs w:val="28"/>
-          <w:lang w:val="es-419"/>
-        </w:rPr>
-      </w:pPr>
-      <w:r>
-        <w:rPr>
-          <w:rFonts w:ascii="Calibri" w:hAnsi="Calibri" w:cs="Calibri"/>
-          <w:b/>
-          <w:bCs/>
-          <w:szCs w:val="28"/>
-          <w:lang w:val="es-419"/>
-        </w:rPr>
-        <w:lastRenderedPageBreak/>
-        <w:t>Venta interna</w:t>
+        <w:t>Venta directa o personal</w:t>
       </w:r>
     </w:p>
     <w:p>
@@ -3039,106 +2997,166 @@
           <w:szCs w:val="28"/>
           <w:lang w:val="es-419"/>
         </w:rPr>
-        <w:t xml:space="preserve">En este tipo de venta, también llamada </w:t>
-      </w:r>
-      <w:r>
-        <w:rPr>
-          <w:rStyle w:val="Extranjerismo"/>
+        <w:t>En este tipo de venta el cliente debe desplazarse hasta el lugar en que desea adquirir el producto o servicio y el vendedor le ofrecerá las características de este, de esta forma se genera una conexión personal entre los dos con una comunicación directa.</w:t>
+      </w:r>
+    </w:p>
+    <w:p>
+      <w:pPr>
+        <w:spacing w:before="0" w:after="160" w:line="259" w:lineRule="auto"/>
+        <w:ind w:firstLine="0"/>
+        <w:rPr>
+          <w:rFonts w:ascii="Calibri" w:hAnsi="Calibri" w:cs="Calibri"/>
+          <w:b/>
+          <w:bCs/>
+          <w:szCs w:val="28"/>
           <w:lang w:val="es-419"/>
         </w:rPr>
-        <w:t>inside sales</w:t>
-      </w:r>
-      <w:r>
+      </w:pPr>
+      <w:r>
+        <w:rPr>
+          <w:rFonts w:ascii="Calibri" w:hAnsi="Calibri" w:cs="Calibri"/>
+          <w:b/>
+          <w:bCs/>
+          <w:szCs w:val="28"/>
+          <w:lang w:val="es-419"/>
+        </w:rPr>
+        <w:br w:type="page"/>
+      </w:r>
+    </w:p>
+    <w:p>
+      <w:pPr>
+        <w:rPr>
+          <w:rFonts w:ascii="Calibri" w:hAnsi="Calibri" w:cs="Calibri"/>
+          <w:b/>
+          <w:bCs/>
+          <w:szCs w:val="28"/>
+          <w:lang w:val="es-419"/>
+        </w:rPr>
+      </w:pPr>
+      <w:r>
+        <w:rPr>
+          <w:rFonts w:ascii="Calibri" w:hAnsi="Calibri" w:cs="Calibri"/>
+          <w:b/>
+          <w:bCs/>
+          <w:szCs w:val="28"/>
+          <w:lang w:val="es-419"/>
+        </w:rPr>
+        <w:lastRenderedPageBreak/>
+        <w:t>Venta interna</w:t>
+      </w:r>
+    </w:p>
+    <w:p>
+      <w:pPr>
         <w:rPr>
           <w:rFonts w:ascii="Calibri" w:hAnsi="Calibri" w:cs="Calibri"/>
           <w:szCs w:val="28"/>
           <w:lang w:val="es-419"/>
         </w:rPr>
-        <w:t>, el</w:t>
-      </w:r>
+      </w:pPr>
       <w:r>
         <w:rPr>
           <w:rFonts w:ascii="Calibri" w:hAnsi="Calibri" w:cs="Calibri"/>
           <w:szCs w:val="28"/>
           <w:lang w:val="es-419"/>
         </w:rPr>
-        <w:t xml:space="preserve"> vendedor conoce muy bien a su cliente potencial. De acuerdo con ese conocimiento es que ofrecerá el producto de la manera más adecuada. Además, permite el uso de herramientas de conectividad para evitar desplazamiento y aumentar la productividad.</w:t>
-      </w:r>
-    </w:p>
-    <w:p>
-      <w:pPr>
-        <w:rPr>
-          <w:rFonts w:ascii="Calibri" w:hAnsi="Calibri" w:cs="Calibri"/>
-          <w:b/>
-          <w:bCs/>
-          <w:szCs w:val="28"/>
+        <w:t xml:space="preserve">En este tipo de venta, también llamada </w:t>
+      </w:r>
+      <w:proofErr w:type="spellStart"/>
+      <w:r>
+        <w:rPr>
+          <w:rStyle w:val="Extranjerismo"/>
           <w:lang w:val="es-419"/>
         </w:rPr>
-      </w:pPr>
-      <w:r>
-        <w:rPr>
-          <w:rFonts w:ascii="Calibri" w:hAnsi="Calibri" w:cs="Calibri"/>
-          <w:b/>
-          <w:bCs/>
-          <w:szCs w:val="28"/>
+        <w:t>inside</w:t>
+      </w:r>
+      <w:proofErr w:type="spellEnd"/>
+      <w:r>
+        <w:rPr>
+          <w:rStyle w:val="Extranjerismo"/>
           <w:lang w:val="es-419"/>
         </w:rPr>
-        <w:t xml:space="preserve">Venta </w:t>
-      </w:r>
-      <w:r>
-        <w:rPr>
-          <w:rStyle w:val="Extranjerismo"/>
-          <w:b/>
-          <w:bCs/>
-          <w:lang w:val="es-419"/>
-        </w:rPr>
-        <w:t>inbound</w:t>
-      </w:r>
-    </w:p>
-    <w:p>
-      <w:pPr>
+        <w:t xml:space="preserve"> sales</w:t>
+      </w:r>
+      <w:r>
         <w:rPr>
           <w:rFonts w:ascii="Calibri" w:hAnsi="Calibri" w:cs="Calibri"/>
           <w:szCs w:val="28"/>
           <w:lang w:val="es-419"/>
         </w:rPr>
-      </w:pPr>
+        <w:t>, el</w:t>
+      </w:r>
       <w:r>
         <w:rPr>
           <w:rFonts w:ascii="Calibri" w:hAnsi="Calibri" w:cs="Calibri"/>
           <w:szCs w:val="28"/>
           <w:lang w:val="es-419"/>
         </w:rPr>
-        <w:t xml:space="preserve">Este tipo de venta sigue el camino del </w:t>
-      </w:r>
+        <w:t xml:space="preserve"> vendedor conoce muy bien a su cliente potencial. De acuerdo con ese conocimiento es que ofrecerá el producto de la manera más adecuada. Además, permite el uso de herramientas de conectividad para evitar desplazamiento y aumentar la productividad.</w:t>
+      </w:r>
+    </w:p>
+    <w:p>
+      <w:pPr>
+        <w:rPr>
+          <w:rFonts w:ascii="Calibri" w:hAnsi="Calibri" w:cs="Calibri"/>
+          <w:b/>
+          <w:bCs/>
+          <w:szCs w:val="28"/>
+          <w:lang w:val="es-419"/>
+        </w:rPr>
+      </w:pPr>
+      <w:r>
+        <w:rPr>
+          <w:rFonts w:ascii="Calibri" w:hAnsi="Calibri" w:cs="Calibri"/>
+          <w:b/>
+          <w:bCs/>
+          <w:szCs w:val="28"/>
+          <w:lang w:val="es-419"/>
+        </w:rPr>
+        <w:t xml:space="preserve">Venta </w:t>
+      </w:r>
+      <w:proofErr w:type="spellStart"/>
       <w:r>
         <w:rPr>
           <w:rStyle w:val="Extranjerismo"/>
+          <w:b/>
+          <w:bCs/>
           <w:lang w:val="es-419"/>
         </w:rPr>
-        <w:t>inbound marketing</w:t>
-      </w:r>
-      <w:r>
+        <w:t>inbound</w:t>
+      </w:r>
+      <w:proofErr w:type="spellEnd"/>
+    </w:p>
+    <w:p>
+      <w:pPr>
         <w:rPr>
           <w:rFonts w:ascii="Calibri" w:hAnsi="Calibri" w:cs="Calibri"/>
           <w:szCs w:val="28"/>
           <w:lang w:val="es-419"/>
         </w:rPr>
-        <w:t>,</w:t>
-      </w:r>
+      </w:pPr>
       <w:r>
         <w:rPr>
           <w:rFonts w:ascii="Calibri" w:hAnsi="Calibri" w:cs="Calibri"/>
           <w:szCs w:val="28"/>
           <w:lang w:val="es-419"/>
         </w:rPr>
-        <w:t xml:space="preserve"> al usar la estrategia de atraer a los clientes para que lleguen al proceso de compra y no se necesita salir a buscarlos. Se deben enviar mensajes persuasivos al enfoque de la venta, con el fin de que los usuarios interesados lleguen al punto que sea planteado. Es de destacar que para este tipo de venta es necesario el uso de un sitio web para la recepción de los </w:t>
-      </w:r>
+        <w:t xml:space="preserve">Este tipo de venta sigue el camino del </w:t>
+      </w:r>
+      <w:proofErr w:type="spellStart"/>
       <w:r>
         <w:rPr>
           <w:rStyle w:val="Extranjerismo"/>
-        </w:rPr>
-        <w:t>leads</w:t>
+          <w:lang w:val="es-419"/>
+        </w:rPr>
+        <w:t>inbound</w:t>
+      </w:r>
+      <w:proofErr w:type="spellEnd"/>
+      <w:r>
+        <w:rPr>
+          <w:rStyle w:val="Extranjerismo"/>
+          <w:lang w:val="es-419"/>
+        </w:rPr>
+        <w:t xml:space="preserve"> marketing</w:t>
       </w:r>
       <w:r>
         <w:rPr>
@@ -3146,67 +3164,89 @@
           <w:szCs w:val="28"/>
           <w:lang w:val="es-419"/>
         </w:rPr>
-        <w:t xml:space="preserve"> o clientes potenciales.</w:t>
-      </w:r>
-    </w:p>
-    <w:p>
-      <w:pPr>
-        <w:rPr>
-          <w:rFonts w:ascii="Calibri" w:hAnsi="Calibri" w:cs="Calibri"/>
-          <w:b/>
-          <w:bCs/>
-          <w:szCs w:val="28"/>
-          <w:lang w:val="es-419"/>
-        </w:rPr>
-      </w:pPr>
-      <w:r>
-        <w:rPr>
-          <w:rFonts w:ascii="Calibri" w:hAnsi="Calibri" w:cs="Calibri"/>
-          <w:b/>
-          <w:bCs/>
-          <w:szCs w:val="28"/>
-          <w:lang w:val="es-419"/>
-        </w:rPr>
-        <w:t>Ventas en línea</w:t>
-      </w:r>
-    </w:p>
-    <w:p>
-      <w:pPr>
+        <w:t>,</w:t>
+      </w:r>
+      <w:r>
         <w:rPr>
           <w:rFonts w:ascii="Calibri" w:hAnsi="Calibri" w:cs="Calibri"/>
           <w:szCs w:val="28"/>
           <w:lang w:val="es-419"/>
         </w:rPr>
-      </w:pPr>
+        <w:t xml:space="preserve"> al usar la estrategia de atraer a los clientes para que lleguen al proceso de compra y no se necesita salir a buscarlos. Se deben enviar mensajes persuasivos al enfoque de la venta, con el fin de que los usuarios interesados lleguen al punto que sea planteado. Es de destacar que para este tipo de venta es necesario el uso de un sitio web para la recepción de los </w:t>
+      </w:r>
+      <w:r>
+        <w:rPr>
+          <w:rStyle w:val="Extranjerismo"/>
+        </w:rPr>
+        <w:t>leads</w:t>
+      </w:r>
       <w:r>
         <w:rPr>
           <w:rFonts w:ascii="Calibri" w:hAnsi="Calibri" w:cs="Calibri"/>
           <w:szCs w:val="28"/>
           <w:lang w:val="es-419"/>
         </w:rPr>
-        <w:t xml:space="preserve">Este tipo de ventas también se podrían llamar ventas por Internet o ventas </w:t>
-      </w:r>
-      <w:r>
-        <w:rPr>
-          <w:rStyle w:val="Extranjerismo"/>
+        <w:t xml:space="preserve"> o clientes potenciales.</w:t>
+      </w:r>
+    </w:p>
+    <w:p>
+      <w:pPr>
+        <w:rPr>
+          <w:rFonts w:ascii="Calibri" w:hAnsi="Calibri" w:cs="Calibri"/>
+          <w:b/>
+          <w:bCs/>
+          <w:szCs w:val="28"/>
           <w:lang w:val="es-419"/>
         </w:rPr>
-        <w:t>online</w:t>
-      </w:r>
-      <w:r>
+      </w:pPr>
+      <w:r>
+        <w:rPr>
+          <w:rFonts w:ascii="Calibri" w:hAnsi="Calibri" w:cs="Calibri"/>
+          <w:b/>
+          <w:bCs/>
+          <w:szCs w:val="28"/>
+          <w:lang w:val="es-419"/>
+        </w:rPr>
+        <w:t>Ventas en línea</w:t>
+      </w:r>
+    </w:p>
+    <w:p>
+      <w:pPr>
         <w:rPr>
           <w:rFonts w:ascii="Calibri" w:hAnsi="Calibri" w:cs="Calibri"/>
           <w:szCs w:val="28"/>
           <w:lang w:val="es-419"/>
         </w:rPr>
-        <w:t>,</w:t>
-      </w:r>
+      </w:pPr>
       <w:r>
         <w:rPr>
           <w:rFonts w:ascii="Calibri" w:hAnsi="Calibri" w:cs="Calibri"/>
           <w:szCs w:val="28"/>
           <w:lang w:val="es-419"/>
         </w:rPr>
+        <w:t xml:space="preserve">Este tipo de ventas también se podrían llamar ventas por Internet o ventas </w:t>
+      </w:r>
+      <w:r>
+        <w:rPr>
+          <w:rStyle w:val="Extranjerismo"/>
+          <w:lang w:val="es-419"/>
+        </w:rPr>
+        <w:t>online</w:t>
+      </w:r>
+      <w:r>
+        <w:rPr>
+          <w:rFonts w:ascii="Calibri" w:hAnsi="Calibri" w:cs="Calibri"/>
+          <w:szCs w:val="28"/>
+          <w:lang w:val="es-419"/>
+        </w:rPr>
+        <w:t>,</w:t>
+      </w:r>
+      <w:r>
+        <w:rPr>
+          <w:rFonts w:ascii="Calibri" w:hAnsi="Calibri" w:cs="Calibri"/>
+          <w:szCs w:val="28"/>
+          <w:lang w:val="es-419"/>
+        </w:rPr>
         <w:t xml:space="preserve"> las cuales se llevan a cabo a través de la web, donde varias empresas venden sus productos; pero se debe tener en cuenta el tipo de consumidor al cual se dirigen y la manera de ofertar los productos o servicios.</w:t>
       </w:r>
     </w:p>
@@ -3262,7 +3302,21 @@
         <w:rPr>
           <w:lang w:val="es-419" w:eastAsia="es-CO"/>
         </w:rPr>
-        <w:t>A continuación, se detallarán los pasos determinados en el portal web Zendesk (2020) para un proceso de ventas. Es importante que, una vez finalizada la lectura de este proceso, describa mentalmente cómo haría usted el proceso de venta si estuviera hoy trabajando.</w:t>
+        <w:t xml:space="preserve">A continuación, se detallarán los pasos determinados en el portal web </w:t>
+      </w:r>
+      <w:proofErr w:type="spellStart"/>
+      <w:r>
+        <w:rPr>
+          <w:lang w:val="es-419" w:eastAsia="es-CO"/>
+        </w:rPr>
+        <w:t>Zendesk</w:t>
+      </w:r>
+      <w:proofErr w:type="spellEnd"/>
+      <w:r>
+        <w:rPr>
+          <w:lang w:val="es-419" w:eastAsia="es-CO"/>
+        </w:rPr>
+        <w:t xml:space="preserve"> (2020) para un proceso de ventas. Es importante que, una vez finalizada la lectura de este proceso, describa mentalmente cómo haría usted el proceso de venta si estuviera hoy trabajando.</w:t>
       </w:r>
     </w:p>
     <w:p>
@@ -3349,6 +3403,7 @@
         </w:rPr>
         <w:t xml:space="preserve">Es importante tener en cuenta el </w:t>
       </w:r>
+      <w:proofErr w:type="spellStart"/>
       <w:r>
         <w:rPr>
           <w:rStyle w:val="Extranjerismo"/>
@@ -3356,6 +3411,7 @@
         </w:rPr>
         <w:t>buyer</w:t>
       </w:r>
+      <w:proofErr w:type="spellEnd"/>
       <w:r>
         <w:rPr>
           <w:lang w:val="es-419" w:eastAsia="es-CO"/>
@@ -3739,7 +3795,21 @@
         <w:rPr>
           <w:lang w:val="es-419" w:eastAsia="es-CO"/>
         </w:rPr>
-        <w:t xml:space="preserve"> es como se define el canal de venta adecuado para que una empresa promocione un producto o servicio y este, a su vez, llegue a definirse como venta. Según el portal web Hotmart (2018), el canal de venta se define como el medio por el cual el cliente tiene contacto con los productos o servicios que una empresa ofrece.</w:t>
+        <w:t xml:space="preserve"> es como se define el canal de venta adecuado para que una empresa promocione un producto o servicio y este, a su vez, llegue a definirse como venta. Según el portal web </w:t>
+      </w:r>
+      <w:proofErr w:type="spellStart"/>
+      <w:r>
+        <w:rPr>
+          <w:lang w:val="es-419" w:eastAsia="es-CO"/>
+        </w:rPr>
+        <w:t>Hotmart</w:t>
+      </w:r>
+      <w:proofErr w:type="spellEnd"/>
+      <w:r>
+        <w:rPr>
+          <w:lang w:val="es-419" w:eastAsia="es-CO"/>
+        </w:rPr>
+        <w:t xml:space="preserve"> (2018), el canal de venta se define como el medio por el cual el cliente tiene contacto con los productos o servicios que una empresa ofrece.</w:t>
       </w:r>
     </w:p>
     <w:p>
@@ -3777,7 +3847,21 @@
         <w:rPr>
           <w:lang w:val="es-419" w:eastAsia="es-CO"/>
         </w:rPr>
-        <w:t>De acuerdo con el portal web Hotmart (2018), los canales de venta están determinados en dos grandes grupos, dependiendo del medio utilizado. Se pueden observar en el siguiente gráfico:</w:t>
+        <w:t xml:space="preserve">De acuerdo con el portal web </w:t>
+      </w:r>
+      <w:proofErr w:type="spellStart"/>
+      <w:r>
+        <w:rPr>
+          <w:lang w:val="es-419" w:eastAsia="es-CO"/>
+        </w:rPr>
+        <w:t>Hotmart</w:t>
+      </w:r>
+      <w:proofErr w:type="spellEnd"/>
+      <w:r>
+        <w:rPr>
+          <w:lang w:val="es-419" w:eastAsia="es-CO"/>
+        </w:rPr>
+        <w:t xml:space="preserve"> (2018), los canales de venta están determinados en dos grandes grupos, dependiendo del medio utilizado. Se pueden observar en el siguiente gráfico:</w:t>
       </w:r>
     </w:p>
     <w:p>
@@ -4010,8 +4094,19 @@
           <w:bCs/>
           <w:lang w:val="es-419" w:eastAsia="es-CO"/>
         </w:rPr>
-        <w:t>E-commerce</w:t>
-      </w:r>
+        <w:t>E-</w:t>
+      </w:r>
+      <w:proofErr w:type="spellStart"/>
+      <w:r>
+        <w:rPr>
+          <w:rStyle w:val="Extranjerismo"/>
+          <w:b/>
+          <w:bCs/>
+          <w:lang w:val="es-419" w:eastAsia="es-CO"/>
+        </w:rPr>
+        <w:t>commerce</w:t>
+      </w:r>
+      <w:proofErr w:type="spellEnd"/>
     </w:p>
     <w:p>
       <w:pPr>
@@ -4304,8 +4399,17 @@
           <w:rStyle w:val="Extranjerismo"/>
           <w:lang w:val="es-419" w:eastAsia="es-CO"/>
         </w:rPr>
-        <w:t>social selling</w:t>
-      </w:r>
+        <w:t xml:space="preserve">social </w:t>
+      </w:r>
+      <w:proofErr w:type="spellStart"/>
+      <w:r>
+        <w:rPr>
+          <w:rStyle w:val="Extranjerismo"/>
+          <w:lang w:val="es-419" w:eastAsia="es-CO"/>
+        </w:rPr>
+        <w:t>selling</w:t>
+      </w:r>
+      <w:proofErr w:type="spellEnd"/>
       <w:r>
         <w:rPr>
           <w:lang w:val="es-419" w:eastAsia="es-CO"/>
@@ -4317,8 +4421,17 @@
           <w:rStyle w:val="Extranjerismo"/>
           <w:lang w:val="es-419" w:eastAsia="es-CO"/>
         </w:rPr>
-        <w:t>social selling</w:t>
-      </w:r>
+        <w:t xml:space="preserve">social </w:t>
+      </w:r>
+      <w:proofErr w:type="spellStart"/>
+      <w:r>
+        <w:rPr>
+          <w:rStyle w:val="Extranjerismo"/>
+          <w:lang w:val="es-419" w:eastAsia="es-CO"/>
+        </w:rPr>
+        <w:t>selling</w:t>
+      </w:r>
+      <w:proofErr w:type="spellEnd"/>
       <w:r>
         <w:rPr>
           <w:lang w:val="es-419" w:eastAsia="es-CO"/>
@@ -4362,8 +4475,17 @@
           <w:rStyle w:val="Extranjerismo"/>
           <w:lang w:val="es-419" w:eastAsia="es-CO"/>
         </w:rPr>
-        <w:t>social selling</w:t>
-      </w:r>
+        <w:t xml:space="preserve">social </w:t>
+      </w:r>
+      <w:proofErr w:type="spellStart"/>
+      <w:r>
+        <w:rPr>
+          <w:rStyle w:val="Extranjerismo"/>
+          <w:lang w:val="es-419" w:eastAsia="es-CO"/>
+        </w:rPr>
+        <w:t>selling</w:t>
+      </w:r>
+      <w:proofErr w:type="spellEnd"/>
       <w:r>
         <w:rPr>
           <w:lang w:val="es-419" w:eastAsia="es-CO"/>
@@ -4454,6 +4576,7 @@
         </w:rPr>
         <w:t xml:space="preserve">de </w:t>
       </w:r>
+      <w:proofErr w:type="spellStart"/>
       <w:r>
         <w:rPr>
           <w:rStyle w:val="Extranjerismo"/>
@@ -4461,6 +4584,7 @@
         </w:rPr>
         <w:t>likes</w:t>
       </w:r>
+      <w:proofErr w:type="spellEnd"/>
       <w:r>
         <w:rPr>
           <w:lang w:val="es-419" w:eastAsia="es-CO"/>
@@ -4522,8 +4646,17 @@
           <w:rStyle w:val="Extranjerismo"/>
           <w:lang w:val="es-419" w:eastAsia="es-CO"/>
         </w:rPr>
-        <w:t>social selling</w:t>
-      </w:r>
+        <w:t xml:space="preserve">social </w:t>
+      </w:r>
+      <w:proofErr w:type="spellStart"/>
+      <w:r>
+        <w:rPr>
+          <w:rStyle w:val="Extranjerismo"/>
+          <w:lang w:val="es-419" w:eastAsia="es-CO"/>
+        </w:rPr>
+        <w:t>selling</w:t>
+      </w:r>
+      <w:proofErr w:type="spellEnd"/>
       <w:r>
         <w:rPr>
           <w:lang w:val="es-419" w:eastAsia="es-CO"/>
@@ -4600,7 +4733,7 @@
           <w:noProof/>
         </w:rPr>
         <w:drawing>
-          <wp:inline distT="0" distB="0" distL="0" distR="0" wp14:anchorId="0DED42E7" wp14:editId="4AAE025B">
+          <wp:inline distT="0" distB="0" distL="0" distR="0" wp14:anchorId="0DED42E7" wp14:editId="284BCC25">
             <wp:extent cx="4680000" cy="2632500"/>
             <wp:effectExtent l="0" t="0" r="6350" b="0"/>
             <wp:docPr id="1854435317" name="Imagen 1854435317">
@@ -5471,6 +5604,7 @@
         </w:rPr>
         <w:t xml:space="preserve">Saber a qué público se dirige un texto, ya sea en un sitio web, un correo electrónico o una red social, determinará la manera en que aquel consume este contenido. Es necesario tener en cuenta aspectos claves, como el respeto al lector, emitiendo mensajes verdaderos que atraigan su interés; ser coherente con el trato, ya sea de usted o de tú; tratar de responder posibles preguntas del usuario en los textos o </w:t>
       </w:r>
+      <w:proofErr w:type="spellStart"/>
       <w:r>
         <w:rPr>
           <w:rStyle w:val="Extranjerismo"/>
@@ -5478,6 +5612,7 @@
         </w:rPr>
         <w:t>copys</w:t>
       </w:r>
+      <w:proofErr w:type="spellEnd"/>
       <w:r>
         <w:rPr>
           <w:lang w:val="es-419" w:eastAsia="es-CO"/>
@@ -5680,7 +5815,21 @@
           <w:lang w:val="es-419" w:eastAsia="es-CO"/>
         </w:rPr>
         <w:lastRenderedPageBreak/>
-        <w:t>Según el portal web Hubspot, se definen tres razones para hacer uso de un plan de medios digitales. La primera se enfoca en generar conciencia de marca, al estar presente en los motores de búsqueda para que los clientes se conecten constantemente con la empresa. Otra es el aprovechamiento máximo de la inversión en los medios digitales, determinando cuáles son los canales más adecuados según el público objetivo para realizar campañas d</w:t>
+        <w:t xml:space="preserve">Según el portal web </w:t>
+      </w:r>
+      <w:proofErr w:type="spellStart"/>
+      <w:r>
+        <w:rPr>
+          <w:lang w:val="es-419" w:eastAsia="es-CO"/>
+        </w:rPr>
+        <w:t>Hubspot</w:t>
+      </w:r>
+      <w:proofErr w:type="spellEnd"/>
+      <w:r>
+        <w:rPr>
+          <w:lang w:val="es-419" w:eastAsia="es-CO"/>
+        </w:rPr>
+        <w:t>, se definen tres razones para hacer uso de un plan de medios digitales. La primera se enfoca en generar conciencia de marca, al estar presente en los motores de búsqueda para que los clientes se conecten constantemente con la empresa. Otra es el aprovechamiento máximo de la inversión en los medios digitales, determinando cuáles son los canales más adecuados según el público objetivo para realizar campañas d</w:t>
       </w:r>
       <w:r>
         <w:rPr>
@@ -6131,12 +6280,37 @@
         </w:rPr>
         <w:t xml:space="preserve">El CRM o </w:t>
       </w:r>
+      <w:proofErr w:type="spellStart"/>
       <w:r>
         <w:rPr>
           <w:rStyle w:val="Extranjerismo"/>
           <w:lang w:val="es-419" w:eastAsia="es-CO"/>
         </w:rPr>
-        <w:t>Customer Relationship Management</w:t>
+        <w:t>Customer</w:t>
+      </w:r>
+      <w:proofErr w:type="spellEnd"/>
+      <w:r>
+        <w:rPr>
+          <w:rStyle w:val="Extranjerismo"/>
+          <w:lang w:val="es-419" w:eastAsia="es-CO"/>
+        </w:rPr>
+        <w:t xml:space="preserve"> </w:t>
+      </w:r>
+      <w:proofErr w:type="spellStart"/>
+      <w:r>
+        <w:rPr>
+          <w:rStyle w:val="Extranjerismo"/>
+          <w:lang w:val="es-419" w:eastAsia="es-CO"/>
+        </w:rPr>
+        <w:t>Relationship</w:t>
+      </w:r>
+      <w:proofErr w:type="spellEnd"/>
+      <w:r>
+        <w:rPr>
+          <w:rStyle w:val="Extranjerismo"/>
+          <w:lang w:val="es-419" w:eastAsia="es-CO"/>
+        </w:rPr>
+        <w:t xml:space="preserve"> Management</w:t>
       </w:r>
       <w:r>
         <w:rPr>
@@ -6193,7 +6367,21 @@
         <w:rPr>
           <w:lang w:val="es-419" w:eastAsia="es-CO"/>
         </w:rPr>
-        <w:t>Implementar un CRM dentro de las empresas conlleva una inversión, por lo que es importante que el retorno de esta inversión se vea reflejado en los resultados de esta estrategia, logrados por medio de la fusión de diversos factores. De acuerdo con el portal web Tenebit (2020), la implementación del CRM debe estar basad</w:t>
+        <w:t xml:space="preserve">Implementar un CRM dentro de las empresas conlleva una inversión, por lo que es importante que el retorno de esta inversión se vea reflejado en los resultados de esta estrategia, logrados por medio de la fusión de diversos factores. De acuerdo con el portal web </w:t>
+      </w:r>
+      <w:proofErr w:type="spellStart"/>
+      <w:r>
+        <w:rPr>
+          <w:lang w:val="es-419" w:eastAsia="es-CO"/>
+        </w:rPr>
+        <w:t>Tenebit</w:t>
+      </w:r>
+      <w:proofErr w:type="spellEnd"/>
+      <w:r>
+        <w:rPr>
+          <w:lang w:val="es-419" w:eastAsia="es-CO"/>
+        </w:rPr>
+        <w:t xml:space="preserve"> (2020), la implementación del CRM debe estar basad</w:t>
       </w:r>
       <w:r>
         <w:rPr>
@@ -6508,7 +6696,21 @@
         <w:rPr>
           <w:lang w:val="es-419" w:eastAsia="es-CO"/>
         </w:rPr>
-        <w:t>Según el portal web Creatiburón (2016), estos son algunos consejos para fidelizar clientes:</w:t>
+        <w:t xml:space="preserve">Según el portal web </w:t>
+      </w:r>
+      <w:proofErr w:type="spellStart"/>
+      <w:r>
+        <w:rPr>
+          <w:lang w:val="es-419" w:eastAsia="es-CO"/>
+        </w:rPr>
+        <w:t>Creatiburón</w:t>
+      </w:r>
+      <w:proofErr w:type="spellEnd"/>
+      <w:r>
+        <w:rPr>
+          <w:lang w:val="es-419" w:eastAsia="es-CO"/>
+        </w:rPr>
+        <w:t xml:space="preserve"> (2016), estos son algunos consejos para fidelizar clientes:</w:t>
       </w:r>
     </w:p>
     <w:p>
@@ -6605,7 +6807,19 @@
         <w:rPr>
           <w:lang w:val="es-419" w:eastAsia="es-CO"/>
         </w:rPr>
-        <w:t>Entender que en algún momento se necesitará de los clientes, como ellos de la marca. No debes perderlos de vista.</w:t>
+        <w:t>Entender que en algún momento se necesitará de los clientes, como ellos de la marca. No debe</w:t>
+      </w:r>
+      <w:r>
+        <w:rPr>
+          <w:lang w:val="es-419" w:eastAsia="es-CO"/>
+        </w:rPr>
+        <w:t>n</w:t>
+      </w:r>
+      <w:r>
+        <w:rPr>
+          <w:lang w:val="es-419" w:eastAsia="es-CO"/>
+        </w:rPr>
+        <w:t xml:space="preserve"> perderlos de vista.</w:t>
       </w:r>
     </w:p>
     <w:p>
@@ -6679,6 +6893,7 @@
         </w:rPr>
         <w:t xml:space="preserve">El </w:t>
       </w:r>
+      <w:proofErr w:type="spellStart"/>
       <w:r>
         <w:rPr>
           <w:rStyle w:val="Extranjerismo"/>
@@ -6688,6 +6903,7 @@
         </w:rPr>
         <w:t>feedback</w:t>
       </w:r>
+      <w:proofErr w:type="spellEnd"/>
       <w:r>
         <w:rPr>
           <w:b/>
@@ -6715,6 +6931,7 @@
         </w:rPr>
         <w:t xml:space="preserve">el </w:t>
       </w:r>
+      <w:proofErr w:type="spellStart"/>
       <w:r>
         <w:rPr>
           <w:rStyle w:val="Extranjerismo"/>
@@ -6722,6 +6939,7 @@
         </w:rPr>
         <w:t>feedback</w:t>
       </w:r>
+      <w:proofErr w:type="spellEnd"/>
       <w:r>
         <w:rPr>
           <w:lang w:val="es-419" w:eastAsia="es-CO"/>
@@ -7425,7 +7643,21 @@
         <w:rPr>
           <w:lang w:val="es-419" w:eastAsia="es-CO"/>
         </w:rPr>
-        <w:t xml:space="preserve">Marketing Solutions (2018), el </w:t>
+        <w:t xml:space="preserve">Marketing </w:t>
+      </w:r>
+      <w:proofErr w:type="spellStart"/>
+      <w:r>
+        <w:rPr>
+          <w:lang w:val="es-419" w:eastAsia="es-CO"/>
+        </w:rPr>
+        <w:t>Solutions</w:t>
+      </w:r>
+      <w:proofErr w:type="spellEnd"/>
+      <w:r>
+        <w:rPr>
+          <w:lang w:val="es-419" w:eastAsia="es-CO"/>
+        </w:rPr>
+        <w:t xml:space="preserve"> (2018), el </w:t>
       </w:r>
       <w:r>
         <w:rPr>
@@ -7700,8 +7932,17 @@
           <w:rStyle w:val="Extranjerismo"/>
           <w:lang w:val="es-419" w:eastAsia="es-CO"/>
         </w:rPr>
-        <w:t>social selling</w:t>
-      </w:r>
+        <w:t xml:space="preserve">social </w:t>
+      </w:r>
+      <w:proofErr w:type="spellStart"/>
+      <w:r>
+        <w:rPr>
+          <w:rStyle w:val="Extranjerismo"/>
+          <w:lang w:val="es-419" w:eastAsia="es-CO"/>
+        </w:rPr>
+        <w:t>selling</w:t>
+      </w:r>
+      <w:proofErr w:type="spellEnd"/>
       <w:r>
         <w:rPr>
           <w:lang w:val="es-419" w:eastAsia="es-CO"/>
@@ -7803,8 +8044,19 @@
           <w:bCs/>
           <w:lang w:val="es-419"/>
         </w:rPr>
-        <w:t>E-commerce</w:t>
-      </w:r>
+        <w:t>E-</w:t>
+      </w:r>
+      <w:proofErr w:type="spellStart"/>
+      <w:r>
+        <w:rPr>
+          <w:rStyle w:val="Extranjerismo"/>
+          <w:b/>
+          <w:bCs/>
+          <w:lang w:val="es-419"/>
+        </w:rPr>
+        <w:t>commerce</w:t>
+      </w:r>
+      <w:proofErr w:type="spellEnd"/>
       <w:r>
         <w:rPr>
           <w:rFonts w:ascii="Calibri" w:hAnsi="Calibri" w:cs="Calibri"/>
@@ -7882,8 +8134,19 @@
           <w:bCs/>
           <w:lang w:val="es-419"/>
         </w:rPr>
-        <w:t>Social selling</w:t>
-      </w:r>
+        <w:t xml:space="preserve">Social </w:t>
+      </w:r>
+      <w:proofErr w:type="spellStart"/>
+      <w:r>
+        <w:rPr>
+          <w:rStyle w:val="Extranjerismo"/>
+          <w:b/>
+          <w:bCs/>
+          <w:lang w:val="es-419"/>
+        </w:rPr>
+        <w:t>selling</w:t>
+      </w:r>
+      <w:proofErr w:type="spellEnd"/>
       <w:r>
         <w:rPr>
           <w:rFonts w:ascii="Calibri" w:hAnsi="Calibri" w:cs="Calibri"/>
@@ -7940,7 +8203,15 @@
     </w:p>
     <w:p>
       <w:r>
-        <w:t>Ariño, J. J. (2018). Ventas para emprendedores: Todo lo que necesitas saber. Ecoe Ediciones.</w:t>
+        <w:t xml:space="preserve">Ariño, J. J. (2018). Ventas para emprendedores: Todo lo que necesitas saber. </w:t>
+      </w:r>
+      <w:proofErr w:type="spellStart"/>
+      <w:r>
+        <w:t>Ecoe</w:t>
+      </w:r>
+      <w:proofErr w:type="spellEnd"/>
+      <w:r>
+        <w:t xml:space="preserve"> Ediciones.</w:t>
       </w:r>
     </w:p>
     <w:p>
@@ -8001,8 +8272,13 @@
       </w:r>
     </w:p>
     <w:p>
-      <w:r>
-        <w:t xml:space="preserve">Creatiburón. (2016, 10 de octubre). Fidelización de clientes: Te doy la receta para conseguir clientes leales. </w:t>
+      <w:proofErr w:type="spellStart"/>
+      <w:r>
+        <w:t>Creatiburón</w:t>
+      </w:r>
+      <w:proofErr w:type="spellEnd"/>
+      <w:r>
+        <w:t xml:space="preserve">. (2016, 10 de octubre). Fidelización de clientes: Te doy la receta para conseguir clientes leales. </w:t>
       </w:r>
       <w:hyperlink r:id="rId21" w:history="1">
         <w:r>
@@ -8031,8 +8307,13 @@
       </w:r>
     </w:p>
     <w:p>
-      <w:r>
-        <w:t xml:space="preserve">Hotmart. (2021, 28 de abril). Canales de venta: ¿Cuáles son los más eficientes hoy en día? </w:t>
+      <w:proofErr w:type="spellStart"/>
+      <w:r>
+        <w:t>Hotmart</w:t>
+      </w:r>
+      <w:proofErr w:type="spellEnd"/>
+      <w:r>
+        <w:t xml:space="preserve">. (2021, 28 de abril). Canales de venta: ¿Cuáles son los más eficientes hoy en día? </w:t>
       </w:r>
       <w:hyperlink r:id="rId22" w:history="1">
         <w:r>
@@ -8049,7 +8330,15 @@
     <w:p>
       <w:r>
         <w:lastRenderedPageBreak/>
-        <w:t xml:space="preserve">IMF Business School. (10 de enero de 2017). Redacción en medios digitales: El reto para los Marketers. IMF Blog. </w:t>
+        <w:t xml:space="preserve">IMF Business School. (10 de enero de 2017). Redacción en medios digitales: El reto para los </w:t>
+      </w:r>
+      <w:proofErr w:type="spellStart"/>
+      <w:r>
+        <w:t>Marketers</w:t>
+      </w:r>
+      <w:proofErr w:type="spellEnd"/>
+      <w:r>
+        <w:t xml:space="preserve">. IMF Blog. </w:t>
       </w:r>
       <w:hyperlink r:id="rId23" w:history="1">
         <w:r>
@@ -8080,8 +8369,21 @@
       </w:r>
     </w:p>
     <w:p>
-      <w:r>
-        <w:t xml:space="preserve">Muente, G. (Mayo 22 de 2018). Tipos de ventas: ¿cuáles existen y en qué se distinguen? Rock Content - ES. </w:t>
+      <w:proofErr w:type="spellStart"/>
+      <w:r>
+        <w:t>Muente</w:t>
+      </w:r>
+      <w:proofErr w:type="spellEnd"/>
+      <w:r>
+        <w:t>, G. (</w:t>
+      </w:r>
+      <w:proofErr w:type="gramStart"/>
+      <w:r>
+        <w:t>Mayo</w:t>
+      </w:r>
+      <w:proofErr w:type="gramEnd"/>
+      <w:r>
+        <w:t xml:space="preserve"> 22 de 2018). Tipos de ventas: ¿cuáles existen y en qué se distinguen? Rock Content - ES. </w:t>
       </w:r>
       <w:hyperlink r:id="rId25" w:history="1">
         <w:r>
@@ -8144,8 +8446,21 @@
       </w:r>
     </w:p>
     <w:p>
-      <w:r>
-        <w:t xml:space="preserve">Tenebit. (22 de marzo de 2023). El CRM en la cultura organizacional. Tenebit Blog. </w:t>
+      <w:proofErr w:type="spellStart"/>
+      <w:r>
+        <w:t>Tenebit</w:t>
+      </w:r>
+      <w:proofErr w:type="spellEnd"/>
+      <w:r>
+        <w:t xml:space="preserve">. (22 de marzo de 2023). El CRM en la cultura organizacional. </w:t>
+      </w:r>
+      <w:proofErr w:type="spellStart"/>
+      <w:r>
+        <w:t>Tenebit</w:t>
+      </w:r>
+      <w:proofErr w:type="spellEnd"/>
+      <w:r>
+        <w:t xml:space="preserve"> Blog. </w:t>
       </w:r>
       <w:hyperlink r:id="rId29" w:history="1">
         <w:r>
@@ -8156,13 +8471,34 @@
         </w:r>
       </w:hyperlink>
       <w:r>
-        <w:t xml:space="preserve">  Untitled - Repositorio SUNEDU</w:t>
-      </w:r>
-    </w:p>
-    <w:p>
+        <w:t xml:space="preserve">  </w:t>
+      </w:r>
+      <w:proofErr w:type="spellStart"/>
+      <w:r>
+        <w:t>Untitled</w:t>
+      </w:r>
+      <w:proofErr w:type="spellEnd"/>
+      <w:r>
+        <w:t xml:space="preserve"> - Repositorio SUNEDU</w:t>
+      </w:r>
+    </w:p>
+    <w:p>
+      <w:proofErr w:type="spellStart"/>
       <w:r>
         <w:lastRenderedPageBreak/>
-        <w:t xml:space="preserve">Zendesk. (13 de abril de 2022). Etapas del proceso de ventas: 7 pasos para cerrar más tratos. Zendesk Blog. </w:t>
+        <w:t>Zendesk</w:t>
+      </w:r>
+      <w:proofErr w:type="spellEnd"/>
+      <w:r>
+        <w:t xml:space="preserve">. (13 de abril de 2022). Etapas del proceso de ventas: 7 pasos para cerrar más tratos. </w:t>
+      </w:r>
+      <w:proofErr w:type="spellStart"/>
+      <w:r>
+        <w:t>Zendesk</w:t>
+      </w:r>
+      <w:proofErr w:type="spellEnd"/>
+      <w:r>
+        <w:t xml:space="preserve"> Blog. </w:t>
       </w:r>
       <w:hyperlink r:id="rId30" w:history="1">
         <w:r>
@@ -8313,10 +8649,7 @@
               </w:rPr>
             </w:pPr>
             <w:r>
-              <w:t xml:space="preserve">Profesional 06. </w:t>
-            </w:r>
-            <w:r>
-              <w:t>Responsable del Ecosistema de Recursos Educativos Digitales (RED)</w:t>
+              <w:t>Responsable Nacional Ecosistema de Recursos Educativos Digitales (RED) - Profesional 06</w:t>
             </w:r>
           </w:p>
         </w:tc>
@@ -8336,7 +8669,7 @@
               <w:t xml:space="preserve">Centro Agroturístico </w:t>
             </w:r>
             <w:r>
-              <w:t>–</w:t>
+              <w:t>-</w:t>
             </w:r>
             <w:r>
               <w:t xml:space="preserve"> </w:t>
@@ -8395,7 +8728,13 @@
               </w:rPr>
             </w:pPr>
             <w:r>
-              <w:t>Centro de Comercio y Servicios – Regional Atlántico</w:t>
+              <w:t xml:space="preserve">Centro de Comercio y Servicios </w:t>
+            </w:r>
+            <w:r>
+              <w:t>-</w:t>
+            </w:r>
+            <w:r>
+              <w:t xml:space="preserve"> Regional Atlántico</w:t>
             </w:r>
           </w:p>
         </w:tc>
@@ -8465,7 +8804,7 @@
               <w:t xml:space="preserve"> </w:t>
             </w:r>
             <w:r>
-              <w:t xml:space="preserve">– </w:t>
+              <w:t xml:space="preserve">- </w:t>
             </w:r>
             <w:r>
               <w:rPr>
@@ -8490,8 +8829,13 @@
                 <w:szCs w:val="24"/>
               </w:rPr>
             </w:pPr>
-            <w:r>
-              <w:t>Maria Camila Álvarez</w:t>
+            <w:proofErr w:type="spellStart"/>
+            <w:r>
+              <w:t>Maria</w:t>
+            </w:r>
+            <w:proofErr w:type="spellEnd"/>
+            <w:r>
+              <w:t xml:space="preserve"> Camila Álvarez</w:t>
             </w:r>
           </w:p>
         </w:tc>
@@ -8534,7 +8878,10 @@
               <w:t xml:space="preserve">Centro de Formación en Diseño, Confección y Moda </w:t>
             </w:r>
             <w:r>
-              <w:t xml:space="preserve">– </w:t>
+              <w:t>-</w:t>
+            </w:r>
+            <w:r>
+              <w:t xml:space="preserve"> </w:t>
             </w:r>
             <w:r>
               <w:t>Regional</w:t>
@@ -8620,7 +8967,10 @@
               <w:t xml:space="preserve">Centro de Formación en Diseño, Confección y Moda </w:t>
             </w:r>
             <w:r>
-              <w:t xml:space="preserve">– </w:t>
+              <w:t>-</w:t>
+            </w:r>
+            <w:r>
+              <w:t xml:space="preserve"> </w:t>
             </w:r>
             <w:r>
               <w:t>Regional</w:t>
@@ -8685,7 +9035,7 @@
               <w:t xml:space="preserve">Centro Industrial del Diseño y la Manufactura </w:t>
             </w:r>
             <w:r>
-              <w:t xml:space="preserve">– </w:t>
+              <w:t>-</w:t>
             </w:r>
             <w:r>
               <w:t xml:space="preserve"> </w:t>
@@ -8698,627 +9048,6 @@
             </w:r>
             <w:r>
               <w:t>Santander</w:t>
-            </w:r>
-          </w:p>
-        </w:tc>
-      </w:tr>
-      <w:tr>
-        <w:trPr>
-          <w:cnfStyle w:val="000000100000" w:firstRow="0" w:lastRow="0" w:firstColumn="0" w:lastColumn="0" w:oddVBand="0" w:evenVBand="0" w:oddHBand="1" w:evenHBand="0" w:firstRowFirstColumn="0" w:firstRowLastColumn="0" w:lastRowFirstColumn="0" w:lastRowLastColumn="0"/>
-        </w:trPr>
-        <w:tc>
-          <w:tcPr>
-            <w:tcW w:w="2830" w:type="dxa"/>
-          </w:tcPr>
-          <w:p>
-            <w:pPr>
-              <w:pStyle w:val="TextoTablas"/>
-              <w:rPr>
-                <w:rFonts w:cs="Calibri"/>
-                <w:szCs w:val="24"/>
-              </w:rPr>
-            </w:pPr>
-            <w:r>
-              <w:t>Andrés Felipe Herrera Roldan</w:t>
-            </w:r>
-          </w:p>
-        </w:tc>
-        <w:tc>
-          <w:tcPr>
-            <w:tcW w:w="3261" w:type="dxa"/>
-          </w:tcPr>
-          <w:p>
-            <w:pPr>
-              <w:pStyle w:val="TextoTablas"/>
-              <w:rPr>
-                <w:rFonts w:cs="Calibri"/>
-                <w:szCs w:val="24"/>
-              </w:rPr>
-            </w:pPr>
-            <w:r>
-              <w:t xml:space="preserve">Diseñador web </w:t>
-            </w:r>
-          </w:p>
-        </w:tc>
-        <w:tc>
-          <w:tcPr>
-            <w:tcW w:w="3969" w:type="dxa"/>
-          </w:tcPr>
-          <w:p>
-            <w:pPr>
-              <w:pStyle w:val="TextoTablas"/>
-              <w:rPr>
-                <w:rFonts w:cs="Calibri"/>
-                <w:szCs w:val="24"/>
-              </w:rPr>
-            </w:pPr>
-            <w:r>
-              <w:t>Centro de Comercio y Servicios – Regional Atlántico</w:t>
-            </w:r>
-          </w:p>
-        </w:tc>
-      </w:tr>
-      <w:tr>
-        <w:tc>
-          <w:tcPr>
-            <w:tcW w:w="2830" w:type="dxa"/>
-          </w:tcPr>
-          <w:p>
-            <w:pPr>
-              <w:pStyle w:val="TextoTablas"/>
-              <w:rPr>
-                <w:rFonts w:cs="Calibri"/>
-                <w:szCs w:val="24"/>
-              </w:rPr>
-            </w:pPr>
-            <w:r>
-              <w:t>Fabio Fonseca Arguelles</w:t>
-            </w:r>
-          </w:p>
-        </w:tc>
-        <w:tc>
-          <w:tcPr>
-            <w:tcW w:w="3261" w:type="dxa"/>
-          </w:tcPr>
-          <w:p>
-            <w:pPr>
-              <w:pStyle w:val="TextoTablas"/>
-              <w:rPr>
-                <w:rFonts w:cs="Calibri"/>
-                <w:szCs w:val="24"/>
-              </w:rPr>
-            </w:pPr>
-            <w:r>
-              <w:t xml:space="preserve">Desarrollador </w:t>
-            </w:r>
-            <w:r>
-              <w:rPr>
-                <w:rStyle w:val="Extranjerismo"/>
-              </w:rPr>
-              <w:t>full stack</w:t>
-            </w:r>
-          </w:p>
-        </w:tc>
-        <w:tc>
-          <w:tcPr>
-            <w:tcW w:w="3969" w:type="dxa"/>
-          </w:tcPr>
-          <w:p>
-            <w:pPr>
-              <w:pStyle w:val="TextoTablas"/>
-              <w:rPr>
-                <w:rFonts w:cs="Calibri"/>
-                <w:szCs w:val="24"/>
-              </w:rPr>
-            </w:pPr>
-            <w:r>
-              <w:t>Centro de Comercio y Servicios – Regional Atlántico</w:t>
-            </w:r>
-          </w:p>
-        </w:tc>
-      </w:tr>
-      <w:tr>
-        <w:trPr>
-          <w:cnfStyle w:val="000000100000" w:firstRow="0" w:lastRow="0" w:firstColumn="0" w:lastColumn="0" w:oddVBand="0" w:evenVBand="0" w:oddHBand="1" w:evenHBand="0" w:firstRowFirstColumn="0" w:firstRowLastColumn="0" w:lastRowFirstColumn="0" w:lastRowLastColumn="0"/>
-        </w:trPr>
-        <w:tc>
-          <w:tcPr>
-            <w:tcW w:w="2830" w:type="dxa"/>
-          </w:tcPr>
-          <w:p>
-            <w:pPr>
-              <w:pStyle w:val="TextoTablas"/>
-              <w:rPr>
-                <w:rFonts w:cs="Calibri"/>
-                <w:szCs w:val="24"/>
-              </w:rPr>
-            </w:pPr>
-            <w:r>
-              <w:t>Nelson Iván Vera Briceño</w:t>
-            </w:r>
-          </w:p>
-        </w:tc>
-        <w:tc>
-          <w:tcPr>
-            <w:tcW w:w="3261" w:type="dxa"/>
-          </w:tcPr>
-          <w:p>
-            <w:pPr>
-              <w:pStyle w:val="TextoTablas"/>
-              <w:rPr>
-                <w:rFonts w:cs="Calibri"/>
-                <w:szCs w:val="24"/>
-              </w:rPr>
-            </w:pPr>
-            <w:r>
-              <w:t xml:space="preserve">Animador y productor audiovisual </w:t>
-            </w:r>
-          </w:p>
-        </w:tc>
-        <w:tc>
-          <w:tcPr>
-            <w:tcW w:w="3969" w:type="dxa"/>
-          </w:tcPr>
-          <w:p>
-            <w:pPr>
-              <w:pStyle w:val="TextoTablas"/>
-              <w:rPr>
-                <w:rFonts w:cs="Calibri"/>
-                <w:szCs w:val="24"/>
-              </w:rPr>
-            </w:pPr>
-            <w:r>
-              <w:t>Centro de Comercio y Servicios – Regional Atlántico</w:t>
-            </w:r>
-          </w:p>
-        </w:tc>
-      </w:tr>
-      <w:tr>
-        <w:tc>
-          <w:tcPr>
-            <w:tcW w:w="2830" w:type="dxa"/>
-          </w:tcPr>
-          <w:p>
-            <w:pPr>
-              <w:pStyle w:val="TextoTablas"/>
-              <w:rPr>
-                <w:rFonts w:cs="Calibri"/>
-                <w:szCs w:val="24"/>
-              </w:rPr>
-            </w:pPr>
-            <w:r>
-              <w:t>Zuleidy María Ruíz Torres</w:t>
-            </w:r>
-          </w:p>
-        </w:tc>
-        <w:tc>
-          <w:tcPr>
-            <w:tcW w:w="3261" w:type="dxa"/>
-          </w:tcPr>
-          <w:p>
-            <w:pPr>
-              <w:pStyle w:val="TextoTablas"/>
-              <w:rPr>
-                <w:rFonts w:cs="Calibri"/>
-                <w:szCs w:val="24"/>
-              </w:rPr>
-            </w:pPr>
-            <w:r>
-              <w:t>Producción audiovisual</w:t>
-            </w:r>
-          </w:p>
-        </w:tc>
-        <w:tc>
-          <w:tcPr>
-            <w:tcW w:w="3969" w:type="dxa"/>
-          </w:tcPr>
-          <w:p>
-            <w:pPr>
-              <w:pStyle w:val="TextoTablas"/>
-              <w:rPr>
-                <w:rFonts w:cs="Calibri"/>
-                <w:szCs w:val="24"/>
-              </w:rPr>
-            </w:pPr>
-            <w:r>
-              <w:t xml:space="preserve">Centro de Comercio y Servicios </w:t>
-            </w:r>
-            <w:r>
-              <w:t xml:space="preserve">– </w:t>
-            </w:r>
-            <w:r>
-              <w:t>Regiona</w:t>
-            </w:r>
-            <w:r>
-              <w:t xml:space="preserve">l </w:t>
-            </w:r>
-            <w:r>
-              <w:t>Tolima</w:t>
-            </w:r>
-          </w:p>
-        </w:tc>
-      </w:tr>
-      <w:tr>
-        <w:trPr>
-          <w:cnfStyle w:val="000000100000" w:firstRow="0" w:lastRow="0" w:firstColumn="0" w:lastColumn="0" w:oddVBand="0" w:evenVBand="0" w:oddHBand="1" w:evenHBand="0" w:firstRowFirstColumn="0" w:firstRowLastColumn="0" w:lastRowFirstColumn="0" w:lastRowLastColumn="0"/>
-        </w:trPr>
-        <w:tc>
-          <w:tcPr>
-            <w:tcW w:w="2830" w:type="dxa"/>
-          </w:tcPr>
-          <w:p>
-            <w:pPr>
-              <w:pStyle w:val="TextoTablas"/>
-              <w:rPr>
-                <w:rFonts w:cs="Calibri"/>
-                <w:szCs w:val="24"/>
-              </w:rPr>
-            </w:pPr>
-            <w:r>
-              <w:t>Wilson Andrés Arenales Cáceres</w:t>
-            </w:r>
-          </w:p>
-        </w:tc>
-        <w:tc>
-          <w:tcPr>
-            <w:tcW w:w="3261" w:type="dxa"/>
-          </w:tcPr>
-          <w:p>
-            <w:pPr>
-              <w:pStyle w:val="TextoTablas"/>
-              <w:rPr>
-                <w:rFonts w:cs="Calibri"/>
-                <w:szCs w:val="24"/>
-              </w:rPr>
-            </w:pPr>
-            <w:r>
-              <w:t>Producción audiovisual</w:t>
-            </w:r>
-          </w:p>
-        </w:tc>
-        <w:tc>
-          <w:tcPr>
-            <w:tcW w:w="3969" w:type="dxa"/>
-          </w:tcPr>
-          <w:p>
-            <w:pPr>
-              <w:pStyle w:val="TextoTablas"/>
-              <w:rPr>
-                <w:rFonts w:cs="Calibri"/>
-                <w:szCs w:val="24"/>
-              </w:rPr>
-            </w:pPr>
-            <w:r>
-              <w:t xml:space="preserve">Centro Industrial del Diseño y la Manufactura </w:t>
-            </w:r>
-            <w:r>
-              <w:t xml:space="preserve">– </w:t>
-            </w:r>
-            <w:r>
-              <w:t>Regional</w:t>
-            </w:r>
-            <w:r>
-              <w:t xml:space="preserve"> S</w:t>
-            </w:r>
-            <w:r>
-              <w:t>antander</w:t>
-            </w:r>
-          </w:p>
-        </w:tc>
-      </w:tr>
-      <w:tr>
-        <w:tc>
-          <w:tcPr>
-            <w:tcW w:w="2830" w:type="dxa"/>
-          </w:tcPr>
-          <w:p>
-            <w:pPr>
-              <w:pStyle w:val="TextoTablas"/>
-              <w:rPr>
-                <w:rFonts w:cs="Calibri"/>
-                <w:szCs w:val="24"/>
-              </w:rPr>
-            </w:pPr>
-            <w:r>
-              <w:lastRenderedPageBreak/>
-              <w:t>Gilberto Junior Rodríguez Rodríguez</w:t>
-            </w:r>
-          </w:p>
-        </w:tc>
-        <w:tc>
-          <w:tcPr>
-            <w:tcW w:w="3261" w:type="dxa"/>
-          </w:tcPr>
-          <w:p>
-            <w:pPr>
-              <w:pStyle w:val="TextoTablas"/>
-              <w:rPr>
-                <w:rFonts w:cs="Calibri"/>
-                <w:szCs w:val="24"/>
-              </w:rPr>
-            </w:pPr>
-            <w:r>
-              <w:t>Producción audiovisual</w:t>
-            </w:r>
-          </w:p>
-        </w:tc>
-        <w:tc>
-          <w:tcPr>
-            <w:tcW w:w="3969" w:type="dxa"/>
-          </w:tcPr>
-          <w:p>
-            <w:pPr>
-              <w:pStyle w:val="TextoTablas"/>
-              <w:rPr>
-                <w:rFonts w:cs="Calibri"/>
-                <w:szCs w:val="24"/>
-              </w:rPr>
-            </w:pPr>
-            <w:r>
-              <w:t xml:space="preserve">Centro Industrial del Diseño y la Manufactura </w:t>
-            </w:r>
-            <w:r>
-              <w:t xml:space="preserve">– </w:t>
-            </w:r>
-            <w:r>
-              <w:t>Regional</w:t>
-            </w:r>
-            <w:r>
-              <w:t xml:space="preserve"> </w:t>
-            </w:r>
-            <w:r>
-              <w:t>Santander</w:t>
-            </w:r>
-          </w:p>
-        </w:tc>
-      </w:tr>
-      <w:tr>
-        <w:trPr>
-          <w:cnfStyle w:val="000000100000" w:firstRow="0" w:lastRow="0" w:firstColumn="0" w:lastColumn="0" w:oddVBand="0" w:evenVBand="0" w:oddHBand="1" w:evenHBand="0" w:firstRowFirstColumn="0" w:firstRowLastColumn="0" w:lastRowFirstColumn="0" w:lastRowLastColumn="0"/>
-        </w:trPr>
-        <w:tc>
-          <w:tcPr>
-            <w:tcW w:w="2830" w:type="dxa"/>
-          </w:tcPr>
-          <w:p>
-            <w:pPr>
-              <w:pStyle w:val="TextoTablas"/>
-              <w:rPr>
-                <w:rFonts w:cs="Calibri"/>
-                <w:szCs w:val="24"/>
-              </w:rPr>
-            </w:pPr>
-            <w:r>
-              <w:t>Adriana Marcela Suárez Eljure</w:t>
-            </w:r>
-          </w:p>
-        </w:tc>
-        <w:tc>
-          <w:tcPr>
-            <w:tcW w:w="3261" w:type="dxa"/>
-          </w:tcPr>
-          <w:p>
-            <w:pPr>
-              <w:pStyle w:val="TextoTablas"/>
-              <w:rPr>
-                <w:rFonts w:cs="Calibri"/>
-                <w:szCs w:val="24"/>
-              </w:rPr>
-            </w:pPr>
-            <w:r>
-              <w:t>Producción audiovisual</w:t>
-            </w:r>
-          </w:p>
-        </w:tc>
-        <w:tc>
-          <w:tcPr>
-            <w:tcW w:w="3969" w:type="dxa"/>
-          </w:tcPr>
-          <w:p>
-            <w:pPr>
-              <w:pStyle w:val="TextoTablas"/>
-              <w:rPr>
-                <w:rFonts w:cs="Calibri"/>
-                <w:szCs w:val="24"/>
-              </w:rPr>
-            </w:pPr>
-            <w:r>
-              <w:t xml:space="preserve">Centro Industrial del Diseño y la Manufactura </w:t>
-            </w:r>
-            <w:r>
-              <w:t xml:space="preserve">– </w:t>
-            </w:r>
-            <w:r>
-              <w:t>Regional Santander</w:t>
-            </w:r>
-          </w:p>
-        </w:tc>
-      </w:tr>
-      <w:tr>
-        <w:tc>
-          <w:tcPr>
-            <w:tcW w:w="2830" w:type="dxa"/>
-          </w:tcPr>
-          <w:p>
-            <w:pPr>
-              <w:pStyle w:val="TextoTablas"/>
-              <w:rPr>
-                <w:rFonts w:cs="Calibri"/>
-                <w:szCs w:val="24"/>
-              </w:rPr>
-            </w:pPr>
-            <w:r>
-              <w:t>Ángela María Maldonado Jaime</w:t>
-            </w:r>
-          </w:p>
-        </w:tc>
-        <w:tc>
-          <w:tcPr>
-            <w:tcW w:w="3261" w:type="dxa"/>
-          </w:tcPr>
-          <w:p>
-            <w:pPr>
-              <w:pStyle w:val="TextoTablas"/>
-              <w:rPr>
-                <w:rFonts w:cs="Calibri"/>
-                <w:szCs w:val="24"/>
-              </w:rPr>
-            </w:pPr>
-            <w:r>
-              <w:t>Producción audiovisual</w:t>
-            </w:r>
-          </w:p>
-        </w:tc>
-        <w:tc>
-          <w:tcPr>
-            <w:tcW w:w="3969" w:type="dxa"/>
-          </w:tcPr>
-          <w:p>
-            <w:pPr>
-              <w:pStyle w:val="TextoTablas"/>
-              <w:rPr>
-                <w:rFonts w:cs="Calibri"/>
-                <w:szCs w:val="24"/>
-              </w:rPr>
-            </w:pPr>
-            <w:r>
-              <w:t xml:space="preserve">Centro Industrial del Diseño y la Manufactura </w:t>
-            </w:r>
-            <w:r>
-              <w:t xml:space="preserve">– </w:t>
-            </w:r>
-            <w:r>
-              <w:t>Regional</w:t>
-            </w:r>
-            <w:r>
-              <w:t xml:space="preserve"> </w:t>
-            </w:r>
-            <w:r>
-              <w:t>Santander</w:t>
-            </w:r>
-          </w:p>
-        </w:tc>
-      </w:tr>
-      <w:tr>
-        <w:trPr>
-          <w:cnfStyle w:val="000000100000" w:firstRow="0" w:lastRow="0" w:firstColumn="0" w:lastColumn="0" w:oddVBand="0" w:evenVBand="0" w:oddHBand="1" w:evenHBand="0" w:firstRowFirstColumn="0" w:firstRowLastColumn="0" w:lastRowFirstColumn="0" w:lastRowLastColumn="0"/>
-        </w:trPr>
-        <w:tc>
-          <w:tcPr>
-            <w:tcW w:w="2830" w:type="dxa"/>
-          </w:tcPr>
-          <w:p>
-            <w:pPr>
-              <w:pStyle w:val="TextoTablas"/>
-              <w:rPr>
-                <w:rFonts w:cs="Calibri"/>
-                <w:szCs w:val="24"/>
-              </w:rPr>
-            </w:pPr>
-            <w:r>
-              <w:t>Carlos Eduardo Garavito Parada</w:t>
-            </w:r>
-          </w:p>
-        </w:tc>
-        <w:tc>
-          <w:tcPr>
-            <w:tcW w:w="3261" w:type="dxa"/>
-          </w:tcPr>
-          <w:p>
-            <w:pPr>
-              <w:pStyle w:val="TextoTablas"/>
-              <w:rPr>
-                <w:rFonts w:cs="Calibri"/>
-                <w:szCs w:val="24"/>
-              </w:rPr>
-            </w:pPr>
-            <w:r>
-              <w:t>Producción audiovisual</w:t>
-            </w:r>
-          </w:p>
-        </w:tc>
-        <w:tc>
-          <w:tcPr>
-            <w:tcW w:w="3969" w:type="dxa"/>
-          </w:tcPr>
-          <w:p>
-            <w:pPr>
-              <w:pStyle w:val="TextoTablas"/>
-              <w:rPr>
-                <w:rFonts w:cs="Calibri"/>
-                <w:szCs w:val="24"/>
-              </w:rPr>
-            </w:pPr>
-            <w:r>
-              <w:t>Centro Industrial del Diseño y la Manufactura</w:t>
-            </w:r>
-            <w:r>
-              <w:t xml:space="preserve"> </w:t>
-            </w:r>
-            <w:r>
-              <w:t xml:space="preserve">– </w:t>
-            </w:r>
-            <w:r>
-              <w:t>Regional Santander</w:t>
-            </w:r>
-          </w:p>
-        </w:tc>
-      </w:tr>
-      <w:tr>
-        <w:tc>
-          <w:tcPr>
-            <w:tcW w:w="2830" w:type="dxa"/>
-          </w:tcPr>
-          <w:p>
-            <w:pPr>
-              <w:pStyle w:val="TextoTablas"/>
-              <w:rPr>
-                <w:rFonts w:cs="Calibri"/>
-                <w:szCs w:val="24"/>
-              </w:rPr>
-            </w:pPr>
-            <w:r>
-              <w:t>Jessica Moreno Realpe</w:t>
-            </w:r>
-          </w:p>
-        </w:tc>
-        <w:tc>
-          <w:tcPr>
-            <w:tcW w:w="3261" w:type="dxa"/>
-          </w:tcPr>
-          <w:p>
-            <w:pPr>
-              <w:pStyle w:val="TextoTablas"/>
-              <w:rPr>
-                <w:rFonts w:cs="Calibri"/>
-                <w:szCs w:val="24"/>
-              </w:rPr>
-            </w:pPr>
-            <w:r>
-              <w:t>Producción audiovisual</w:t>
-            </w:r>
-          </w:p>
-        </w:tc>
-        <w:tc>
-          <w:tcPr>
-            <w:tcW w:w="3969" w:type="dxa"/>
-          </w:tcPr>
-          <w:p>
-            <w:pPr>
-              <w:pStyle w:val="TextoTablas"/>
-              <w:rPr>
-                <w:rFonts w:cs="Calibri"/>
-                <w:szCs w:val="24"/>
-              </w:rPr>
-            </w:pPr>
-            <w:r>
-              <w:t xml:space="preserve">Centro de Comercio y Servicios </w:t>
-            </w:r>
-            <w:r>
-              <w:t xml:space="preserve">– </w:t>
-            </w:r>
-            <w:r>
-              <w:t>Regional Tolima</w:t>
             </w:r>
           </w:p>
         </w:tc>
@@ -9336,7 +9065,7 @@
               <w:pStyle w:val="TextoTablas"/>
             </w:pPr>
             <w:r>
-              <w:t>Lina Marcela Pérez Manchego</w:t>
+              <w:t>Andrés Felipe Velandia Espitia</w:t>
             </w:r>
           </w:p>
         </w:tc>
@@ -9349,7 +9078,7 @@
               <w:pStyle w:val="TextoTablas"/>
             </w:pPr>
             <w:r>
-              <w:t>Producción audiovisual</w:t>
+              <w:t>Revisor metodológico y pedagógico</w:t>
             </w:r>
           </w:p>
         </w:tc>
@@ -9362,13 +9091,19 @@
               <w:pStyle w:val="TextoTablas"/>
             </w:pPr>
             <w:r>
-              <w:t xml:space="preserve">Centro de Comercio y Servicios </w:t>
-            </w:r>
-            <w:r>
-              <w:t xml:space="preserve">– </w:t>
-            </w:r>
-            <w:r>
-              <w:t>Regional Tolima</w:t>
+              <w:t xml:space="preserve">Centro de Diseño </w:t>
+            </w:r>
+            <w:r>
+              <w:t>y</w:t>
+            </w:r>
+            <w:r>
+              <w:t xml:space="preserve"> Metrología</w:t>
+            </w:r>
+            <w:r>
+              <w:t xml:space="preserve"> -</w:t>
+            </w:r>
+            <w:r>
+              <w:t xml:space="preserve"> Regional Distrito Capital</w:t>
             </w:r>
           </w:p>
         </w:tc>
@@ -9383,7 +9118,7 @@
               <w:pStyle w:val="TextoTablas"/>
             </w:pPr>
             <w:r>
-              <w:t>Luz Karime Amaya Cabra</w:t>
+              <w:t>Uriel Darío González Montoya</w:t>
             </w:r>
           </w:p>
         </w:tc>
@@ -9396,7 +9131,7 @@
               <w:pStyle w:val="TextoTablas"/>
             </w:pPr>
             <w:r>
-              <w:t xml:space="preserve">Evaluador de contenidos inclusivos y accesibles </w:t>
+              <w:t>Acompañamiento pedagógico</w:t>
             </w:r>
           </w:p>
         </w:tc>
@@ -9409,7 +9144,678 @@
               <w:pStyle w:val="TextoTablas"/>
             </w:pPr>
             <w:r>
-              <w:t>Centro de Comercio y Servicios – Regional Atlántico</w:t>
+              <w:t xml:space="preserve">Centro Agropecuario La Granja </w:t>
+            </w:r>
+            <w:r>
+              <w:t>-</w:t>
+            </w:r>
+            <w:r>
+              <w:t xml:space="preserve"> Regional Tolima</w:t>
+            </w:r>
+          </w:p>
+        </w:tc>
+      </w:tr>
+      <w:tr>
+        <w:trPr>
+          <w:cnfStyle w:val="000000100000" w:firstRow="0" w:lastRow="0" w:firstColumn="0" w:lastColumn="0" w:oddVBand="0" w:evenVBand="0" w:oddHBand="1" w:evenHBand="0" w:firstRowFirstColumn="0" w:firstRowLastColumn="0" w:lastRowFirstColumn="0" w:lastRowLastColumn="0"/>
+        </w:trPr>
+        <w:tc>
+          <w:tcPr>
+            <w:tcW w:w="2830" w:type="dxa"/>
+          </w:tcPr>
+          <w:p>
+            <w:pPr>
+              <w:pStyle w:val="TextoTablas"/>
+              <w:rPr>
+                <w:rFonts w:cs="Calibri"/>
+                <w:szCs w:val="24"/>
+              </w:rPr>
+            </w:pPr>
+            <w:r>
+              <w:t>Andrés Felipe Herrera Roldan</w:t>
+            </w:r>
+          </w:p>
+        </w:tc>
+        <w:tc>
+          <w:tcPr>
+            <w:tcW w:w="3261" w:type="dxa"/>
+          </w:tcPr>
+          <w:p>
+            <w:pPr>
+              <w:pStyle w:val="TextoTablas"/>
+              <w:rPr>
+                <w:rFonts w:cs="Calibri"/>
+                <w:szCs w:val="24"/>
+              </w:rPr>
+            </w:pPr>
+            <w:r>
+              <w:t xml:space="preserve">Diseñador web </w:t>
+            </w:r>
+          </w:p>
+        </w:tc>
+        <w:tc>
+          <w:tcPr>
+            <w:tcW w:w="3969" w:type="dxa"/>
+          </w:tcPr>
+          <w:p>
+            <w:pPr>
+              <w:pStyle w:val="TextoTablas"/>
+              <w:rPr>
+                <w:rFonts w:cs="Calibri"/>
+                <w:szCs w:val="24"/>
+              </w:rPr>
+            </w:pPr>
+            <w:r>
+              <w:t xml:space="preserve">Centro de Comercio y Servicios </w:t>
+            </w:r>
+            <w:r>
+              <w:t>-</w:t>
+            </w:r>
+            <w:r>
+              <w:t xml:space="preserve"> Regional Atlántico</w:t>
+            </w:r>
+          </w:p>
+        </w:tc>
+      </w:tr>
+      <w:tr>
+        <w:tc>
+          <w:tcPr>
+            <w:tcW w:w="2830" w:type="dxa"/>
+          </w:tcPr>
+          <w:p>
+            <w:pPr>
+              <w:pStyle w:val="TextoTablas"/>
+              <w:rPr>
+                <w:rFonts w:cs="Calibri"/>
+                <w:szCs w:val="24"/>
+              </w:rPr>
+            </w:pPr>
+            <w:r>
+              <w:t>Fabio Fonseca Arguelles</w:t>
+            </w:r>
+          </w:p>
+        </w:tc>
+        <w:tc>
+          <w:tcPr>
+            <w:tcW w:w="3261" w:type="dxa"/>
+          </w:tcPr>
+          <w:p>
+            <w:pPr>
+              <w:pStyle w:val="TextoTablas"/>
+              <w:rPr>
+                <w:rFonts w:cs="Calibri"/>
+                <w:szCs w:val="24"/>
+              </w:rPr>
+            </w:pPr>
+            <w:r>
+              <w:t xml:space="preserve">Desarrollador </w:t>
+            </w:r>
+            <w:r>
+              <w:rPr>
+                <w:rStyle w:val="Extranjerismo"/>
+              </w:rPr>
+              <w:t>full stack</w:t>
+            </w:r>
+          </w:p>
+        </w:tc>
+        <w:tc>
+          <w:tcPr>
+            <w:tcW w:w="3969" w:type="dxa"/>
+          </w:tcPr>
+          <w:p>
+            <w:pPr>
+              <w:pStyle w:val="TextoTablas"/>
+              <w:rPr>
+                <w:rFonts w:cs="Calibri"/>
+                <w:szCs w:val="24"/>
+              </w:rPr>
+            </w:pPr>
+            <w:r>
+              <w:t xml:space="preserve">Centro de Comercio y Servicios </w:t>
+            </w:r>
+            <w:r>
+              <w:t>-</w:t>
+            </w:r>
+            <w:r>
+              <w:t xml:space="preserve"> Regional Atlántico</w:t>
+            </w:r>
+          </w:p>
+        </w:tc>
+      </w:tr>
+      <w:tr>
+        <w:trPr>
+          <w:cnfStyle w:val="000000100000" w:firstRow="0" w:lastRow="0" w:firstColumn="0" w:lastColumn="0" w:oddVBand="0" w:evenVBand="0" w:oddHBand="1" w:evenHBand="0" w:firstRowFirstColumn="0" w:firstRowLastColumn="0" w:lastRowFirstColumn="0" w:lastRowLastColumn="0"/>
+        </w:trPr>
+        <w:tc>
+          <w:tcPr>
+            <w:tcW w:w="2830" w:type="dxa"/>
+          </w:tcPr>
+          <w:p>
+            <w:pPr>
+              <w:pStyle w:val="TextoTablas"/>
+              <w:rPr>
+                <w:rFonts w:cs="Calibri"/>
+                <w:szCs w:val="24"/>
+              </w:rPr>
+            </w:pPr>
+            <w:r>
+              <w:t>Nelson Iván Vera Briceño</w:t>
+            </w:r>
+          </w:p>
+        </w:tc>
+        <w:tc>
+          <w:tcPr>
+            <w:tcW w:w="3261" w:type="dxa"/>
+          </w:tcPr>
+          <w:p>
+            <w:pPr>
+              <w:pStyle w:val="TextoTablas"/>
+              <w:rPr>
+                <w:rFonts w:cs="Calibri"/>
+                <w:szCs w:val="24"/>
+              </w:rPr>
+            </w:pPr>
+            <w:r>
+              <w:t xml:space="preserve">Animador y productor audiovisual </w:t>
+            </w:r>
+          </w:p>
+        </w:tc>
+        <w:tc>
+          <w:tcPr>
+            <w:tcW w:w="3969" w:type="dxa"/>
+          </w:tcPr>
+          <w:p>
+            <w:pPr>
+              <w:pStyle w:val="TextoTablas"/>
+              <w:rPr>
+                <w:rFonts w:cs="Calibri"/>
+                <w:szCs w:val="24"/>
+              </w:rPr>
+            </w:pPr>
+            <w:r>
+              <w:t xml:space="preserve">Centro de Comercio y Servicios </w:t>
+            </w:r>
+            <w:r>
+              <w:t>-</w:t>
+            </w:r>
+            <w:r>
+              <w:t xml:space="preserve"> Regional Atlántico</w:t>
+            </w:r>
+          </w:p>
+        </w:tc>
+      </w:tr>
+      <w:tr>
+        <w:tc>
+          <w:tcPr>
+            <w:tcW w:w="2830" w:type="dxa"/>
+          </w:tcPr>
+          <w:p>
+            <w:pPr>
+              <w:pStyle w:val="TextoTablas"/>
+              <w:rPr>
+                <w:rFonts w:cs="Calibri"/>
+                <w:szCs w:val="24"/>
+              </w:rPr>
+            </w:pPr>
+            <w:r>
+              <w:lastRenderedPageBreak/>
+              <w:t>Zuleidy María Ruíz Torres</w:t>
+            </w:r>
+          </w:p>
+        </w:tc>
+        <w:tc>
+          <w:tcPr>
+            <w:tcW w:w="3261" w:type="dxa"/>
+          </w:tcPr>
+          <w:p>
+            <w:pPr>
+              <w:pStyle w:val="TextoTablas"/>
+              <w:rPr>
+                <w:rFonts w:cs="Calibri"/>
+                <w:szCs w:val="24"/>
+              </w:rPr>
+            </w:pPr>
+            <w:r>
+              <w:t>Producción audiovisual</w:t>
+            </w:r>
+          </w:p>
+        </w:tc>
+        <w:tc>
+          <w:tcPr>
+            <w:tcW w:w="3969" w:type="dxa"/>
+          </w:tcPr>
+          <w:p>
+            <w:pPr>
+              <w:pStyle w:val="TextoTablas"/>
+              <w:rPr>
+                <w:rFonts w:cs="Calibri"/>
+                <w:szCs w:val="24"/>
+              </w:rPr>
+            </w:pPr>
+            <w:r>
+              <w:t xml:space="preserve">Centro de Comercio y Servicios </w:t>
+            </w:r>
+            <w:r>
+              <w:t>-</w:t>
+            </w:r>
+            <w:r>
+              <w:t xml:space="preserve"> </w:t>
+            </w:r>
+            <w:r>
+              <w:t>Regiona</w:t>
+            </w:r>
+            <w:r>
+              <w:t xml:space="preserve">l </w:t>
+            </w:r>
+            <w:r>
+              <w:t>Tolima</w:t>
+            </w:r>
+          </w:p>
+        </w:tc>
+      </w:tr>
+      <w:tr>
+        <w:trPr>
+          <w:cnfStyle w:val="000000100000" w:firstRow="0" w:lastRow="0" w:firstColumn="0" w:lastColumn="0" w:oddVBand="0" w:evenVBand="0" w:oddHBand="1" w:evenHBand="0" w:firstRowFirstColumn="0" w:firstRowLastColumn="0" w:lastRowFirstColumn="0" w:lastRowLastColumn="0"/>
+        </w:trPr>
+        <w:tc>
+          <w:tcPr>
+            <w:tcW w:w="2830" w:type="dxa"/>
+          </w:tcPr>
+          <w:p>
+            <w:pPr>
+              <w:pStyle w:val="TextoTablas"/>
+              <w:rPr>
+                <w:rFonts w:cs="Calibri"/>
+                <w:szCs w:val="24"/>
+              </w:rPr>
+            </w:pPr>
+            <w:r>
+              <w:t>Wilson Andrés Arenales Cáceres</w:t>
+            </w:r>
+          </w:p>
+        </w:tc>
+        <w:tc>
+          <w:tcPr>
+            <w:tcW w:w="3261" w:type="dxa"/>
+          </w:tcPr>
+          <w:p>
+            <w:pPr>
+              <w:pStyle w:val="TextoTablas"/>
+              <w:rPr>
+                <w:rFonts w:cs="Calibri"/>
+                <w:szCs w:val="24"/>
+              </w:rPr>
+            </w:pPr>
+            <w:r>
+              <w:t>Producción audiovisual</w:t>
+            </w:r>
+          </w:p>
+        </w:tc>
+        <w:tc>
+          <w:tcPr>
+            <w:tcW w:w="3969" w:type="dxa"/>
+          </w:tcPr>
+          <w:p>
+            <w:pPr>
+              <w:pStyle w:val="TextoTablas"/>
+              <w:rPr>
+                <w:rFonts w:cs="Calibri"/>
+                <w:szCs w:val="24"/>
+              </w:rPr>
+            </w:pPr>
+            <w:r>
+              <w:t xml:space="preserve">Centro Industrial del Diseño y la Manufactura </w:t>
+            </w:r>
+            <w:r>
+              <w:t>-</w:t>
+            </w:r>
+            <w:r>
+              <w:t xml:space="preserve"> </w:t>
+            </w:r>
+            <w:r>
+              <w:t>Regional</w:t>
+            </w:r>
+            <w:r>
+              <w:t xml:space="preserve"> S</w:t>
+            </w:r>
+            <w:r>
+              <w:t>antander</w:t>
+            </w:r>
+          </w:p>
+        </w:tc>
+      </w:tr>
+      <w:tr>
+        <w:tc>
+          <w:tcPr>
+            <w:tcW w:w="2830" w:type="dxa"/>
+          </w:tcPr>
+          <w:p>
+            <w:pPr>
+              <w:pStyle w:val="TextoTablas"/>
+              <w:rPr>
+                <w:rFonts w:cs="Calibri"/>
+                <w:szCs w:val="24"/>
+              </w:rPr>
+            </w:pPr>
+            <w:r>
+              <w:t xml:space="preserve">Gilberto Junior Rodríguez </w:t>
+            </w:r>
+            <w:proofErr w:type="spellStart"/>
+            <w:r>
+              <w:t>Rodríguez</w:t>
+            </w:r>
+            <w:proofErr w:type="spellEnd"/>
+          </w:p>
+        </w:tc>
+        <w:tc>
+          <w:tcPr>
+            <w:tcW w:w="3261" w:type="dxa"/>
+          </w:tcPr>
+          <w:p>
+            <w:pPr>
+              <w:pStyle w:val="TextoTablas"/>
+              <w:rPr>
+                <w:rFonts w:cs="Calibri"/>
+                <w:szCs w:val="24"/>
+              </w:rPr>
+            </w:pPr>
+            <w:r>
+              <w:t>Producción audiovisual</w:t>
+            </w:r>
+          </w:p>
+        </w:tc>
+        <w:tc>
+          <w:tcPr>
+            <w:tcW w:w="3969" w:type="dxa"/>
+          </w:tcPr>
+          <w:p>
+            <w:pPr>
+              <w:pStyle w:val="TextoTablas"/>
+              <w:rPr>
+                <w:rFonts w:cs="Calibri"/>
+                <w:szCs w:val="24"/>
+              </w:rPr>
+            </w:pPr>
+            <w:r>
+              <w:t xml:space="preserve">Centro Industrial del Diseño y la Manufactura </w:t>
+            </w:r>
+            <w:r>
+              <w:t>-</w:t>
+            </w:r>
+            <w:r>
+              <w:t xml:space="preserve"> </w:t>
+            </w:r>
+            <w:r>
+              <w:t>Regional</w:t>
+            </w:r>
+            <w:r>
+              <w:t xml:space="preserve"> </w:t>
+            </w:r>
+            <w:r>
+              <w:t>Santander</w:t>
+            </w:r>
+          </w:p>
+        </w:tc>
+      </w:tr>
+      <w:tr>
+        <w:trPr>
+          <w:cnfStyle w:val="000000100000" w:firstRow="0" w:lastRow="0" w:firstColumn="0" w:lastColumn="0" w:oddVBand="0" w:evenVBand="0" w:oddHBand="1" w:evenHBand="0" w:firstRowFirstColumn="0" w:firstRowLastColumn="0" w:lastRowFirstColumn="0" w:lastRowLastColumn="0"/>
+        </w:trPr>
+        <w:tc>
+          <w:tcPr>
+            <w:tcW w:w="2830" w:type="dxa"/>
+          </w:tcPr>
+          <w:p>
+            <w:pPr>
+              <w:pStyle w:val="TextoTablas"/>
+              <w:rPr>
+                <w:rFonts w:cs="Calibri"/>
+                <w:szCs w:val="24"/>
+              </w:rPr>
+            </w:pPr>
+            <w:r>
+              <w:t>Adriana Marcela Suárez Eljure</w:t>
+            </w:r>
+          </w:p>
+        </w:tc>
+        <w:tc>
+          <w:tcPr>
+            <w:tcW w:w="3261" w:type="dxa"/>
+          </w:tcPr>
+          <w:p>
+            <w:pPr>
+              <w:pStyle w:val="TextoTablas"/>
+              <w:rPr>
+                <w:rFonts w:cs="Calibri"/>
+                <w:szCs w:val="24"/>
+              </w:rPr>
+            </w:pPr>
+            <w:r>
+              <w:t>Producción audiovisual</w:t>
+            </w:r>
+          </w:p>
+        </w:tc>
+        <w:tc>
+          <w:tcPr>
+            <w:tcW w:w="3969" w:type="dxa"/>
+          </w:tcPr>
+          <w:p>
+            <w:pPr>
+              <w:pStyle w:val="TextoTablas"/>
+              <w:rPr>
+                <w:rFonts w:cs="Calibri"/>
+                <w:szCs w:val="24"/>
+              </w:rPr>
+            </w:pPr>
+            <w:r>
+              <w:t xml:space="preserve">Centro Industrial del Diseño y la Manufactura </w:t>
+            </w:r>
+            <w:r>
+              <w:t>-</w:t>
+            </w:r>
+            <w:r>
+              <w:t xml:space="preserve"> </w:t>
+            </w:r>
+            <w:r>
+              <w:t>Regional Santander</w:t>
+            </w:r>
+          </w:p>
+        </w:tc>
+      </w:tr>
+      <w:tr>
+        <w:tc>
+          <w:tcPr>
+            <w:tcW w:w="2830" w:type="dxa"/>
+          </w:tcPr>
+          <w:p>
+            <w:pPr>
+              <w:pStyle w:val="TextoTablas"/>
+              <w:rPr>
+                <w:rFonts w:cs="Calibri"/>
+                <w:szCs w:val="24"/>
+              </w:rPr>
+            </w:pPr>
+            <w:r>
+              <w:t>Ángela María Maldonado Jaime</w:t>
+            </w:r>
+          </w:p>
+        </w:tc>
+        <w:tc>
+          <w:tcPr>
+            <w:tcW w:w="3261" w:type="dxa"/>
+          </w:tcPr>
+          <w:p>
+            <w:pPr>
+              <w:pStyle w:val="TextoTablas"/>
+              <w:rPr>
+                <w:rFonts w:cs="Calibri"/>
+                <w:szCs w:val="24"/>
+              </w:rPr>
+            </w:pPr>
+            <w:r>
+              <w:t>Producción audiovisual</w:t>
+            </w:r>
+          </w:p>
+        </w:tc>
+        <w:tc>
+          <w:tcPr>
+            <w:tcW w:w="3969" w:type="dxa"/>
+          </w:tcPr>
+          <w:p>
+            <w:pPr>
+              <w:pStyle w:val="TextoTablas"/>
+              <w:rPr>
+                <w:rFonts w:cs="Calibri"/>
+                <w:szCs w:val="24"/>
+              </w:rPr>
+            </w:pPr>
+            <w:r>
+              <w:t xml:space="preserve">Centro Industrial del Diseño y la Manufactura </w:t>
+            </w:r>
+            <w:r>
+              <w:t>-</w:t>
+            </w:r>
+            <w:r>
+              <w:t xml:space="preserve"> </w:t>
+            </w:r>
+            <w:r>
+              <w:t>Regional</w:t>
+            </w:r>
+            <w:r>
+              <w:t xml:space="preserve"> </w:t>
+            </w:r>
+            <w:r>
+              <w:t>Santander</w:t>
+            </w:r>
+          </w:p>
+        </w:tc>
+      </w:tr>
+      <w:tr>
+        <w:trPr>
+          <w:cnfStyle w:val="000000100000" w:firstRow="0" w:lastRow="0" w:firstColumn="0" w:lastColumn="0" w:oddVBand="0" w:evenVBand="0" w:oddHBand="1" w:evenHBand="0" w:firstRowFirstColumn="0" w:firstRowLastColumn="0" w:lastRowFirstColumn="0" w:lastRowLastColumn="0"/>
+        </w:trPr>
+        <w:tc>
+          <w:tcPr>
+            <w:tcW w:w="2830" w:type="dxa"/>
+          </w:tcPr>
+          <w:p>
+            <w:pPr>
+              <w:pStyle w:val="TextoTablas"/>
+              <w:rPr>
+                <w:rFonts w:cs="Calibri"/>
+                <w:szCs w:val="24"/>
+              </w:rPr>
+            </w:pPr>
+            <w:r>
+              <w:t>Carlos Eduardo Garavito Parada</w:t>
+            </w:r>
+          </w:p>
+        </w:tc>
+        <w:tc>
+          <w:tcPr>
+            <w:tcW w:w="3261" w:type="dxa"/>
+          </w:tcPr>
+          <w:p>
+            <w:pPr>
+              <w:pStyle w:val="TextoTablas"/>
+              <w:rPr>
+                <w:rFonts w:cs="Calibri"/>
+                <w:szCs w:val="24"/>
+              </w:rPr>
+            </w:pPr>
+            <w:r>
+              <w:t>Producción audiovisual</w:t>
+            </w:r>
+          </w:p>
+        </w:tc>
+        <w:tc>
+          <w:tcPr>
+            <w:tcW w:w="3969" w:type="dxa"/>
+          </w:tcPr>
+          <w:p>
+            <w:pPr>
+              <w:pStyle w:val="TextoTablas"/>
+              <w:rPr>
+                <w:rFonts w:cs="Calibri"/>
+                <w:szCs w:val="24"/>
+              </w:rPr>
+            </w:pPr>
+            <w:r>
+              <w:t>Centro Industrial del Diseño y la Manufactura</w:t>
+            </w:r>
+            <w:r>
+              <w:t xml:space="preserve"> </w:t>
+            </w:r>
+            <w:r>
+              <w:t>-</w:t>
+            </w:r>
+            <w:r>
+              <w:t xml:space="preserve"> </w:t>
+            </w:r>
+            <w:r>
+              <w:t>Regional Santander</w:t>
+            </w:r>
+          </w:p>
+        </w:tc>
+      </w:tr>
+      <w:tr>
+        <w:tc>
+          <w:tcPr>
+            <w:tcW w:w="2830" w:type="dxa"/>
+          </w:tcPr>
+          <w:p>
+            <w:pPr>
+              <w:pStyle w:val="TextoTablas"/>
+              <w:rPr>
+                <w:rFonts w:cs="Calibri"/>
+                <w:szCs w:val="24"/>
+              </w:rPr>
+            </w:pPr>
+            <w:r>
+              <w:t>Jessica Moreno Realpe</w:t>
+            </w:r>
+          </w:p>
+        </w:tc>
+        <w:tc>
+          <w:tcPr>
+            <w:tcW w:w="3261" w:type="dxa"/>
+          </w:tcPr>
+          <w:p>
+            <w:pPr>
+              <w:pStyle w:val="TextoTablas"/>
+              <w:rPr>
+                <w:rFonts w:cs="Calibri"/>
+                <w:szCs w:val="24"/>
+              </w:rPr>
+            </w:pPr>
+            <w:r>
+              <w:t>Producción audiovisual</w:t>
+            </w:r>
+          </w:p>
+        </w:tc>
+        <w:tc>
+          <w:tcPr>
+            <w:tcW w:w="3969" w:type="dxa"/>
+          </w:tcPr>
+          <w:p>
+            <w:pPr>
+              <w:pStyle w:val="TextoTablas"/>
+              <w:rPr>
+                <w:rFonts w:cs="Calibri"/>
+                <w:szCs w:val="24"/>
+              </w:rPr>
+            </w:pPr>
+            <w:r>
+              <w:t xml:space="preserve">Centro de Comercio y Servicios </w:t>
+            </w:r>
+            <w:r>
+              <w:t>-</w:t>
+            </w:r>
+            <w:r>
+              <w:t xml:space="preserve"> </w:t>
+            </w:r>
+            <w:r>
+              <w:t>Regional Tolima</w:t>
             </w:r>
           </w:p>
         </w:tc>
@@ -9427,7 +9833,7 @@
               <w:pStyle w:val="TextoTablas"/>
             </w:pPr>
             <w:r>
-              <w:t>Laura Daniela Burgos Rueda</w:t>
+              <w:t>Lina Marcela Pérez Manchego</w:t>
             </w:r>
           </w:p>
         </w:tc>
@@ -9440,7 +9846,7 @@
               <w:pStyle w:val="TextoTablas"/>
             </w:pPr>
             <w:r>
-              <w:t xml:space="preserve">Evaluador de contenidos inclusivos y accesibles </w:t>
+              <w:t>Producción audiovisual</w:t>
             </w:r>
           </w:p>
         </w:tc>
@@ -9453,7 +9859,16 @@
               <w:pStyle w:val="TextoTablas"/>
             </w:pPr>
             <w:r>
-              <w:t>Centro de Comercio y Servicios – Regional Atlántico</w:t>
+              <w:t xml:space="preserve">Centro de Comercio y Servicios </w:t>
+            </w:r>
+            <w:r>
+              <w:t>-</w:t>
+            </w:r>
+            <w:r>
+              <w:t xml:space="preserve"> </w:t>
+            </w:r>
+            <w:r>
+              <w:t>Regional Tolima</w:t>
             </w:r>
           </w:p>
         </w:tc>
@@ -9468,7 +9883,7 @@
               <w:pStyle w:val="TextoTablas"/>
             </w:pPr>
             <w:r>
-              <w:t>Jonathan Adié Villafañe</w:t>
+              <w:t>Luz Karime Amaya Cabra</w:t>
             </w:r>
           </w:p>
         </w:tc>
@@ -9481,7 +9896,7 @@
               <w:pStyle w:val="TextoTablas"/>
             </w:pPr>
             <w:r>
-              <w:t xml:space="preserve">Validador y vinculador de recursos digitales </w:t>
+              <w:t xml:space="preserve">Evaluador de contenidos inclusivos y accesibles </w:t>
             </w:r>
           </w:p>
         </w:tc>
@@ -9494,7 +9909,13 @@
               <w:pStyle w:val="TextoTablas"/>
             </w:pPr>
             <w:r>
-              <w:t>Centro de Comercio y Servicios – Regional Atlántico</w:t>
+              <w:t xml:space="preserve">Centro de Comercio y Servicios </w:t>
+            </w:r>
+            <w:r>
+              <w:t>-</w:t>
+            </w:r>
+            <w:r>
+              <w:t xml:space="preserve"> Regional Atlántico</w:t>
             </w:r>
           </w:p>
         </w:tc>
@@ -9510,13 +9931,9 @@
           <w:p>
             <w:pPr>
               <w:pStyle w:val="TextoTablas"/>
-              <w:rPr>
-                <w:rFonts w:cs="Calibri"/>
-                <w:szCs w:val="24"/>
-              </w:rPr>
             </w:pPr>
             <w:r>
-              <w:t>Karine Isabel Ospino Fritz</w:t>
+              <w:t>Laura Daniela Burgos Rueda</w:t>
             </w:r>
           </w:p>
         </w:tc>
@@ -9527,13 +9944,9 @@
           <w:p>
             <w:pPr>
               <w:pStyle w:val="TextoTablas"/>
-              <w:rPr>
-                <w:rFonts w:cs="Calibri"/>
-                <w:szCs w:val="24"/>
-              </w:rPr>
             </w:pPr>
             <w:r>
-              <w:t xml:space="preserve">Validador y vinculador de recursos digitales </w:t>
+              <w:t xml:space="preserve">Evaluador de contenidos inclusivos y accesibles </w:t>
             </w:r>
           </w:p>
         </w:tc>
@@ -9544,13 +9957,124 @@
           <w:p>
             <w:pPr>
               <w:pStyle w:val="TextoTablas"/>
+            </w:pPr>
+            <w:r>
+              <w:t xml:space="preserve">Centro de Comercio y Servicios </w:t>
+            </w:r>
+            <w:r>
+              <w:t>-</w:t>
+            </w:r>
+            <w:r>
+              <w:t xml:space="preserve"> Regional Atlántico</w:t>
+            </w:r>
+          </w:p>
+        </w:tc>
+      </w:tr>
+      <w:tr>
+        <w:tc>
+          <w:tcPr>
+            <w:tcW w:w="2830" w:type="dxa"/>
+          </w:tcPr>
+          <w:p>
+            <w:pPr>
+              <w:pStyle w:val="TextoTablas"/>
+            </w:pPr>
+            <w:r>
+              <w:t>Jonathan Adié Villafañe</w:t>
+            </w:r>
+          </w:p>
+        </w:tc>
+        <w:tc>
+          <w:tcPr>
+            <w:tcW w:w="3261" w:type="dxa"/>
+          </w:tcPr>
+          <w:p>
+            <w:pPr>
+              <w:pStyle w:val="TextoTablas"/>
+            </w:pPr>
+            <w:r>
+              <w:t xml:space="preserve">Validador y vinculador de recursos digitales </w:t>
+            </w:r>
+          </w:p>
+        </w:tc>
+        <w:tc>
+          <w:tcPr>
+            <w:tcW w:w="3969" w:type="dxa"/>
+          </w:tcPr>
+          <w:p>
+            <w:pPr>
+              <w:pStyle w:val="TextoTablas"/>
+            </w:pPr>
+            <w:r>
+              <w:t xml:space="preserve">Centro de Comercio y Servicios </w:t>
+            </w:r>
+            <w:r>
+              <w:t>-</w:t>
+            </w:r>
+            <w:r>
+              <w:t xml:space="preserve"> Regional Atlántico</w:t>
+            </w:r>
+          </w:p>
+        </w:tc>
+      </w:tr>
+      <w:tr>
+        <w:trPr>
+          <w:cnfStyle w:val="000000100000" w:firstRow="0" w:lastRow="0" w:firstColumn="0" w:lastColumn="0" w:oddVBand="0" w:evenVBand="0" w:oddHBand="1" w:evenHBand="0" w:firstRowFirstColumn="0" w:firstRowLastColumn="0" w:lastRowFirstColumn="0" w:lastRowLastColumn="0"/>
+        </w:trPr>
+        <w:tc>
+          <w:tcPr>
+            <w:tcW w:w="2830" w:type="dxa"/>
+          </w:tcPr>
+          <w:p>
+            <w:pPr>
+              <w:pStyle w:val="TextoTablas"/>
               <w:rPr>
                 <w:rFonts w:cs="Calibri"/>
                 <w:szCs w:val="24"/>
               </w:rPr>
             </w:pPr>
             <w:r>
-              <w:t>Centro de Comercio y Servicios – Regional Atlántico</w:t>
+              <w:t>Karine Isabel Ospino Fritz</w:t>
+            </w:r>
+          </w:p>
+        </w:tc>
+        <w:tc>
+          <w:tcPr>
+            <w:tcW w:w="3261" w:type="dxa"/>
+          </w:tcPr>
+          <w:p>
+            <w:pPr>
+              <w:pStyle w:val="TextoTablas"/>
+              <w:rPr>
+                <w:rFonts w:cs="Calibri"/>
+                <w:szCs w:val="24"/>
+              </w:rPr>
+            </w:pPr>
+            <w:r>
+              <w:t xml:space="preserve">Validador y vinculador de recursos digitales </w:t>
+            </w:r>
+          </w:p>
+        </w:tc>
+        <w:tc>
+          <w:tcPr>
+            <w:tcW w:w="3969" w:type="dxa"/>
+          </w:tcPr>
+          <w:p>
+            <w:pPr>
+              <w:pStyle w:val="TextoTablas"/>
+              <w:rPr>
+                <w:rFonts w:cs="Calibri"/>
+                <w:szCs w:val="24"/>
+              </w:rPr>
+            </w:pPr>
+            <w:r>
+              <w:t xml:space="preserve">Centro de Comercio y Servicios </w:t>
+            </w:r>
+            <w:r>
+              <w:t>-</w:t>
+            </w:r>
+            <w:r>
+              <w:t xml:space="preserve"> Regional Atlántico</w:t>
             </w:r>
           </w:p>
         </w:tc>
@@ -14880,7 +15404,7 @@
 </file>
 
 <file path=customXml/itemProps2.xml><?xml version="1.0" encoding="utf-8"?>
-<ds:datastoreItem xmlns:ds="http://schemas.openxmlformats.org/officeDocument/2006/customXml" ds:itemID="{87D37D60-2F9B-41D4-B733-8D3FEAECE356}"/>
+<ds:datastoreItem xmlns:ds="http://schemas.openxmlformats.org/officeDocument/2006/customXml" ds:itemID="{B7646F69-0DE2-48DE-8DB3-9917BB73ECF8}"/>
 </file>
 
 <file path=customXml/itemProps3.xml><?xml version="1.0" encoding="utf-8"?>
